--- a/Lecture Slides/Class Lectures.docx
+++ b/Lecture Slides/Class Lectures.docx
@@ -6,6 +6,7 @@
       <w:pPr>
         <w:rPr>
           <w:b w:val="1"/>
+          <w:bCs w:val="1"/>
           <w:color w:val="9900ff"/>
           <w:sz w:val="38"/>
           <w:szCs w:val="38"/>
@@ -15,6 +16,7 @@
       <w:r>
         <w:rPr>
           <w:b w:val="1"/>
+          <w:bCs w:val="1"/>
           <w:color w:val="980000"/>
           <w:sz w:val="40"/>
           <w:szCs w:val="40"/>
@@ -33,6 +35,7 @@
       <w:pPr>
         <w:rPr>
           <w:b w:val="1"/>
+          <w:bCs w:val="1"/>
           <w:color w:val="9900ff"/>
           <w:sz w:val="28"/>
           <w:szCs w:val="28"/>
@@ -48,6 +51,7 @@
       <w:pPr>
         <w:rPr>
           <w:b w:val="1"/>
+          <w:bCs w:val="1"/>
           <w:color w:val="9900ff"/>
           <w:sz w:val="32"/>
           <w:szCs w:val="32"/>
@@ -56,6 +60,7 @@
       <w:r>
         <w:rPr>
           <w:b w:val="1"/>
+          <w:bCs w:val="1"/>
           <w:color w:val="9900ff"/>
           <w:sz w:val="32"/>
           <w:szCs w:val="32"/>
@@ -68,6 +73,7 @@
       <w:pPr>
         <w:rPr>
           <w:b w:val="1"/>
+          <w:bCs w:val="1"/>
           <w:sz w:val="28"/>
           <w:szCs w:val="28"/>
         </w:rPr>
@@ -76,6 +82,7 @@
         <w:r>
           <w:rPr>
             <w:b w:val="1"/>
+            <w:bCs w:val="1"/>
             <w:color w:val="1155cc"/>
             <w:sz w:val="28"/>
             <w:szCs w:val="28"/>
@@ -95,18 +102,20 @@
       <w:pPr>
         <w:rPr>
           <w:b w:val="1"/>
-        </w:rPr>
-      </w:pPr>
-      <w:r>
-        <w:rPr>
-          <w:rtl w:val="0"/>
-        </w:rPr>
-      </w:r>
-    </w:p>
-    <w:p>
-      <w:pPr>
-        <w:rPr>
-          <w:b w:val="1"/>
+          <w:bCs w:val="1"/>
+        </w:rPr>
+      </w:pPr>
+      <w:r>
+        <w:rPr>
+          <w:rtl w:val="0"/>
+        </w:rPr>
+      </w:r>
+    </w:p>
+    <w:p>
+      <w:pPr>
+        <w:rPr>
+          <w:b w:val="1"/>
+          <w:bCs w:val="1"/>
           <w:color w:val="9900ff"/>
           <w:sz w:val="32"/>
           <w:szCs w:val="32"/>
@@ -115,6 +124,7 @@
       <w:r>
         <w:rPr>
           <w:b w:val="1"/>
+          <w:bCs w:val="1"/>
           <w:color w:val="9900ff"/>
           <w:sz w:val="32"/>
           <w:szCs w:val="32"/>
@@ -127,6 +137,7 @@
       <w:pPr>
         <w:rPr>
           <w:b w:val="1"/>
+          <w:bCs w:val="1"/>
           <w:color w:val="9900ff"/>
           <w:sz w:val="28"/>
           <w:szCs w:val="28"/>
@@ -136,6 +147,7 @@
         <w:r>
           <w:rPr>
             <w:b w:val="1"/>
+            <w:bCs w:val="1"/>
             <w:color w:val="1155cc"/>
             <w:sz w:val="28"/>
             <w:szCs w:val="28"/>
@@ -155,6 +167,7 @@
       <w:pPr>
         <w:rPr>
           <w:b w:val="1"/>
+          <w:bCs w:val="1"/>
           <w:color w:val="9900ff"/>
           <w:sz w:val="32"/>
           <w:szCs w:val="32"/>
@@ -170,6 +183,7 @@
       <w:pPr>
         <w:rPr>
           <w:b w:val="1"/>
+          <w:bCs w:val="1"/>
           <w:color w:val="9900ff"/>
           <w:sz w:val="32"/>
           <w:szCs w:val="32"/>
@@ -178,6 +192,7 @@
       <w:r>
         <w:rPr>
           <w:b w:val="1"/>
+          <w:bCs w:val="1"/>
           <w:color w:val="9900ff"/>
           <w:sz w:val="32"/>
           <w:szCs w:val="32"/>
@@ -190,6 +205,7 @@
       <w:pPr>
         <w:rPr>
           <w:b w:val="1"/>
+          <w:bCs w:val="1"/>
           <w:color w:val="9900ff"/>
           <w:sz w:val="32"/>
           <w:szCs w:val="32"/>
@@ -199,6 +215,7 @@
         <w:r>
           <w:rPr>
             <w:b w:val="1"/>
+            <w:bCs w:val="1"/>
             <w:color w:val="1155cc"/>
             <w:sz w:val="32"/>
             <w:szCs w:val="32"/>
@@ -218,6 +235,7 @@
       <w:pPr>
         <w:rPr>
           <w:b w:val="1"/>
+          <w:bCs w:val="1"/>
           <w:color w:val="9900ff"/>
           <w:sz w:val="32"/>
           <w:szCs w:val="32"/>
@@ -233,18 +251,20 @@
       <w:pPr>
         <w:rPr>
           <w:b w:val="1"/>
-        </w:rPr>
-      </w:pPr>
-      <w:r>
-        <w:rPr>
-          <w:rtl w:val="0"/>
-        </w:rPr>
-      </w:r>
-    </w:p>
-    <w:p>
-      <w:pPr>
-        <w:rPr>
-          <w:b w:val="1"/>
+          <w:bCs w:val="1"/>
+        </w:rPr>
+      </w:pPr>
+      <w:r>
+        <w:rPr>
+          <w:rtl w:val="0"/>
+        </w:rPr>
+      </w:r>
+    </w:p>
+    <w:p>
+      <w:pPr>
+        <w:rPr>
+          <w:b w:val="1"/>
+          <w:bCs w:val="1"/>
           <w:sz w:val="30"/>
           <w:szCs w:val="30"/>
         </w:rPr>
@@ -259,6 +279,7 @@
       <w:pPr>
         <w:rPr>
           <w:b w:val="1"/>
+          <w:bCs w:val="1"/>
           <w:sz w:val="34"/>
           <w:szCs w:val="34"/>
           <w:highlight w:val="yellow"/>
@@ -267,6 +288,7 @@
       <w:r>
         <w:rPr>
           <w:b w:val="1"/>
+          <w:bCs w:val="1"/>
           <w:sz w:val="34"/>
           <w:szCs w:val="34"/>
           <w:highlight w:val="yellow"/>
@@ -317,6 +339,7 @@
       <w:pPr>
         <w:rPr>
           <w:b w:val="1"/>
+          <w:bCs w:val="1"/>
           <w:sz w:val="34"/>
           <w:szCs w:val="34"/>
           <w:highlight w:val="yellow"/>
@@ -325,6 +348,7 @@
       <w:r>
         <w:rPr>
           <w:b w:val="1"/>
+          <w:bCs w:val="1"/>
           <w:sz w:val="34"/>
           <w:szCs w:val="34"/>
           <w:highlight w:val="yellow"/>
@@ -337,6 +361,7 @@
       <w:pPr>
         <w:rPr>
           <w:b w:val="1"/>
+          <w:bCs w:val="1"/>
           <w:sz w:val="34"/>
           <w:szCs w:val="34"/>
           <w:highlight w:val="yellow"/>
@@ -352,6 +377,7 @@
       <w:pPr>
         <w:rPr>
           <w:b w:val="1"/>
+          <w:bCs w:val="1"/>
           <w:sz w:val="24"/>
           <w:szCs w:val="24"/>
         </w:rPr>
@@ -360,6 +386,7 @@
         <w:r>
           <w:rPr>
             <w:b w:val="1"/>
+            <w:bCs w:val="1"/>
             <w:color w:val="1155cc"/>
             <w:sz w:val="24"/>
             <w:szCs w:val="24"/>
@@ -379,6 +406,7 @@
       <w:pPr>
         <w:rPr>
           <w:b w:val="1"/>
+          <w:bCs w:val="1"/>
           <w:sz w:val="24"/>
           <w:szCs w:val="24"/>
         </w:rPr>
@@ -393,6 +421,7 @@
       <w:pPr>
         <w:rPr>
           <w:b w:val="1"/>
+          <w:bCs w:val="1"/>
           <w:color w:val="ff0000"/>
           <w:sz w:val="28"/>
           <w:szCs w:val="28"/>
@@ -402,6 +431,7 @@
         <w:r>
           <w:rPr>
             <w:b w:val="1"/>
+            <w:bCs w:val="1"/>
             <w:color w:val="1155cc"/>
             <w:sz w:val="24"/>
             <w:szCs w:val="24"/>
@@ -414,6 +444,7 @@
       <w:r>
         <w:rPr>
           <w:b w:val="1"/>
+          <w:bCs w:val="1"/>
           <w:color w:val="ff0000"/>
           <w:sz w:val="28"/>
           <w:szCs w:val="28"/>
@@ -426,6 +457,7 @@
       <w:pPr>
         <w:rPr>
           <w:b w:val="1"/>
+          <w:bCs w:val="1"/>
           <w:color w:val="ff0000"/>
           <w:sz w:val="28"/>
           <w:szCs w:val="28"/>
@@ -441,6 +473,7 @@
       <w:pPr>
         <w:rPr>
           <w:b w:val="1"/>
+          <w:bCs w:val="1"/>
           <w:color w:val="980000"/>
           <w:sz w:val="28"/>
           <w:szCs w:val="28"/>
@@ -449,6 +482,7 @@
       <w:r>
         <w:rPr>
           <w:b w:val="1"/>
+          <w:bCs w:val="1"/>
           <w:color w:val="980000"/>
           <w:sz w:val="28"/>
           <w:szCs w:val="28"/>
@@ -461,6 +495,7 @@
       <w:pPr>
         <w:rPr>
           <w:b w:val="1"/>
+          <w:bCs w:val="1"/>
           <w:color w:val="ff0000"/>
           <w:sz w:val="28"/>
           <w:szCs w:val="28"/>
@@ -470,6 +505,7 @@
         <w:r>
           <w:rPr>
             <w:b w:val="1"/>
+            <w:bCs w:val="1"/>
             <w:color w:val="1155cc"/>
             <w:sz w:val="28"/>
             <w:szCs w:val="28"/>
@@ -489,11 +525,3162 @@
       <w:pPr>
         <w:rPr>
           <w:b w:val="1"/>
+          <w:bCs w:val="1"/>
           <w:color w:val="ff0000"/>
           <w:sz w:val="28"/>
           <w:szCs w:val="28"/>
         </w:rPr>
       </w:pPr>
+      <w:r>
+        <w:rPr>
+          <w:rtl w:val="0"/>
+        </w:rPr>
+      </w:r>
+    </w:p>
+    <w:p>
+      <w:pPr>
+        <w:rPr>
+          <w:b w:val="1"/>
+          <w:bCs w:val="1"/>
+          <w:color w:val="ff0000"/>
+          <w:sz w:val="28"/>
+          <w:szCs w:val="28"/>
+        </w:rPr>
+      </w:pPr>
+      <w:r>
+        <w:rPr>
+          <w:rtl w:val="0"/>
+        </w:rPr>
+      </w:r>
+    </w:p>
+    <w:p>
+      <w:pPr>
+        <w:rPr>
+          <w:b w:val="1"/>
+          <w:bCs w:val="1"/>
+          <w:sz w:val="26"/>
+          <w:szCs w:val="26"/>
+          <w:highlight w:val="yellow"/>
+        </w:rPr>
+      </w:pPr>
+      <w:r>
+        <w:rPr>
+          <w:rtl w:val="0"/>
+        </w:rPr>
+      </w:r>
+    </w:p>
+    <w:p>
+      <w:pPr>
+        <w:rPr>
+          <w:b w:val="1"/>
+          <w:bCs w:val="1"/>
+          <w:sz w:val="34"/>
+          <w:szCs w:val="34"/>
+          <w:highlight w:val="yellow"/>
+        </w:rPr>
+      </w:pPr>
+      <w:r>
+        <w:rPr>
+          <w:b w:val="1"/>
+          <w:bCs w:val="1"/>
+          <w:sz w:val="34"/>
+          <w:szCs w:val="34"/>
+          <w:highlight w:val="yellow"/>
+          <w:rtl w:val="0"/>
+        </w:rPr>
+        <w:t xml:space="preserve">Lecture 4</w:t>
+      </w:r>
+    </w:p>
+    <w:p>
+      <w:pPr>
+        <w:rPr>
+          <w:b w:val="1"/>
+          <w:bCs w:val="1"/>
+          <w:color w:val="980000"/>
+          <w:sz w:val="30"/>
+          <w:szCs w:val="30"/>
+        </w:rPr>
+      </w:pPr>
+      <w:r>
+        <w:rPr>
+          <w:b w:val="1"/>
+          <w:bCs w:val="1"/>
+          <w:color w:val="980000"/>
+          <w:sz w:val="30"/>
+          <w:szCs w:val="30"/>
+          <w:rtl w:val="0"/>
+        </w:rPr>
+        <w:t xml:space="preserve">Rational Unified Process  Model</w:t>
+      </w:r>
+    </w:p>
+    <w:p>
+      <w:pPr>
+        <w:rPr>
+          <w:b w:val="1"/>
+          <w:bCs w:val="1"/>
+          <w:color w:val="980000"/>
+          <w:sz w:val="26"/>
+          <w:szCs w:val="26"/>
+        </w:rPr>
+      </w:pPr>
+      <w:r>
+        <w:rPr>
+          <w:rtl w:val="0"/>
+        </w:rPr>
+      </w:r>
+    </w:p>
+    <w:p>
+      <w:pPr>
+        <w:rPr>
+          <w:color w:val="990000"/>
+          <w:sz w:val="26"/>
+          <w:szCs w:val="26"/>
+        </w:rPr>
+      </w:pPr>
+      <w:hyperlink r:id="rId13">
+        <w:r>
+          <w:rPr>
+            <w:color w:val="1155cc"/>
+            <w:sz w:val="26"/>
+            <w:szCs w:val="26"/>
+            <w:u w:val="single"/>
+            <w:rtl w:val="0"/>
+          </w:rPr>
+          <w:t xml:space="preserve">https://www.toolshero.com/information-technology/rational-unified-process-rup/</w:t>
+        </w:r>
+      </w:hyperlink>
+      <w:r>
+        <w:rPr>
+          <w:rtl w:val="0"/>
+        </w:rPr>
+      </w:r>
+    </w:p>
+    <w:p>
+      <w:pPr>
+        <w:rPr>
+          <w:color w:val="990000"/>
+          <w:sz w:val="26"/>
+          <w:szCs w:val="26"/>
+        </w:rPr>
+      </w:pPr>
+      <w:r>
+        <w:rPr>
+          <w:rtl w:val="0"/>
+        </w:rPr>
+      </w:r>
+    </w:p>
+    <w:p>
+      <w:pPr>
+        <w:rPr>
+          <w:color w:val="990000"/>
+          <w:sz w:val="26"/>
+          <w:szCs w:val="26"/>
+        </w:rPr>
+      </w:pPr>
+      <w:hyperlink r:id="rId14">
+        <w:r>
+          <w:rPr>
+            <w:color w:val="1155cc"/>
+            <w:sz w:val="26"/>
+            <w:szCs w:val="26"/>
+            <w:u w:val="single"/>
+            <w:rtl w:val="0"/>
+          </w:rPr>
+          <w:t xml:space="preserve">https://www.educative.io/answers/what-is-a-unified-process-model</w:t>
+        </w:r>
+      </w:hyperlink>
+      <w:r>
+        <w:rPr>
+          <w:color w:val="990000"/>
+          <w:sz w:val="26"/>
+          <w:szCs w:val="26"/>
+          <w:rtl w:val="0"/>
+        </w:rPr>
+        <w:t xml:space="preserve"> </w:t>
+      </w:r>
+    </w:p>
+    <w:p>
+      <w:pPr>
+        <w:rPr>
+          <w:color w:val="990000"/>
+          <w:sz w:val="36"/>
+          <w:szCs w:val="36"/>
+        </w:rPr>
+      </w:pPr>
+      <w:r>
+        <w:rPr>
+          <w:rtl w:val="0"/>
+        </w:rPr>
+      </w:r>
+    </w:p>
+    <w:p>
+      <w:pPr>
+        <w:rPr>
+          <w:b w:val="1"/>
+          <w:bCs w:val="1"/>
+          <w:sz w:val="36"/>
+          <w:szCs w:val="36"/>
+          <w:highlight w:val="yellow"/>
+        </w:rPr>
+      </w:pPr>
+      <w:r>
+        <w:rPr>
+          <w:b w:val="1"/>
+          <w:bCs w:val="1"/>
+          <w:sz w:val="36"/>
+          <w:szCs w:val="36"/>
+          <w:highlight w:val="yellow"/>
+          <w:rtl w:val="0"/>
+        </w:rPr>
+        <w:t xml:space="preserve">Lecture 5, 6  (Use Case Descriptions)</w:t>
+      </w:r>
+    </w:p>
+    <w:p>
+      <w:pPr>
+        <w:rPr>
+          <w:i w:val="1"/>
+          <w:iCs w:val="1"/>
+          <w:color w:val="980000"/>
+          <w:sz w:val="34"/>
+          <w:szCs w:val="34"/>
+        </w:rPr>
+      </w:pPr>
+      <w:r>
+        <w:rPr>
+          <w:i w:val="1"/>
+          <w:iCs w:val="1"/>
+          <w:color w:val="980000"/>
+          <w:sz w:val="34"/>
+          <w:szCs w:val="34"/>
+          <w:rtl w:val="0"/>
+        </w:rPr>
+        <w:t xml:space="preserve">Textbook 2 -&gt; Chapter 6 -&gt; page 67-72 </w:t>
+      </w:r>
+    </w:p>
+    <w:p>
+      <w:pPr>
+        <w:rPr>
+          <w:b w:val="1"/>
+          <w:bCs w:val="1"/>
+          <w:sz w:val="36"/>
+          <w:szCs w:val="36"/>
+        </w:rPr>
+      </w:pPr>
+      <w:hyperlink r:id="rId15">
+        <w:r>
+          <w:rPr>
+            <w:b w:val="1"/>
+            <w:bCs w:val="1"/>
+            <w:color w:val="1155cc"/>
+            <w:sz w:val="36"/>
+            <w:szCs w:val="36"/>
+            <w:u w:val="single"/>
+            <w:rtl w:val="0"/>
+          </w:rPr>
+          <w:t xml:space="preserve">https://drive.google.com/file/d/1yjKVq3DGK-ogwDCUiVa2zj9XStXS4iZn/view?usp=sharing</w:t>
+        </w:r>
+      </w:hyperlink>
+      <w:r>
+        <w:rPr>
+          <w:b w:val="1"/>
+          <w:bCs w:val="1"/>
+          <w:sz w:val="36"/>
+          <w:szCs w:val="36"/>
+          <w:rtl w:val="0"/>
+        </w:rPr>
+        <w:t xml:space="preserve"> </w:t>
+      </w:r>
+    </w:p>
+    <w:p>
+      <w:pPr>
+        <w:rPr>
+          <w:b w:val="1"/>
+          <w:bCs w:val="1"/>
+          <w:sz w:val="36"/>
+          <w:szCs w:val="36"/>
+        </w:rPr>
+      </w:pPr>
+      <w:r>
+        <w:rPr>
+          <w:rtl w:val="0"/>
+        </w:rPr>
+      </w:r>
+    </w:p>
+    <w:p>
+      <w:pPr>
+        <w:rPr>
+          <w:b w:val="1"/>
+          <w:bCs w:val="1"/>
+          <w:sz w:val="36"/>
+          <w:szCs w:val="36"/>
+        </w:rPr>
+      </w:pPr>
+      <w:r>
+        <w:rPr>
+          <w:rtl w:val="0"/>
+        </w:rPr>
+      </w:r>
+    </w:p>
+    <w:p>
+      <w:pPr>
+        <w:rPr>
+          <w:b w:val="1"/>
+          <w:bCs w:val="1"/>
+          <w:sz w:val="36"/>
+          <w:szCs w:val="36"/>
+          <w:highlight w:val="yellow"/>
+        </w:rPr>
+      </w:pPr>
+      <w:r>
+        <w:rPr>
+          <w:b w:val="1"/>
+          <w:bCs w:val="1"/>
+          <w:sz w:val="36"/>
+          <w:szCs w:val="36"/>
+          <w:highlight w:val="yellow"/>
+          <w:rtl w:val="0"/>
+        </w:rPr>
+        <w:t xml:space="preserve">Lecture 7, 8  (Domain Modeling)</w:t>
+      </w:r>
+    </w:p>
+    <w:p>
+      <w:pPr>
+        <w:rPr>
+          <w:b w:val="1"/>
+          <w:bCs w:val="1"/>
+          <w:sz w:val="26"/>
+          <w:szCs w:val="26"/>
+        </w:rPr>
+      </w:pPr>
+      <w:r>
+        <w:rPr>
+          <w:rtl w:val="0"/>
+        </w:rPr>
+      </w:r>
+    </w:p>
+    <w:p>
+      <w:pPr>
+        <w:rPr>
+          <w:b w:val="1"/>
+          <w:bCs w:val="1"/>
+          <w:sz w:val="26"/>
+          <w:szCs w:val="26"/>
+        </w:rPr>
+      </w:pPr>
+      <w:hyperlink r:id="rId16">
+        <w:r>
+          <w:rPr>
+            <w:b w:val="1"/>
+            <w:bCs w:val="1"/>
+            <w:color w:val="1155cc"/>
+            <w:sz w:val="26"/>
+            <w:szCs w:val="26"/>
+            <w:u w:val="single"/>
+            <w:rtl w:val="0"/>
+          </w:rPr>
+          <w:t xml:space="preserve">https://drive.google.com/file/d/1Ide2rSqaJT-y1-U_PL1g4a8GLO9MmgAN/view?usp=sharing</w:t>
+        </w:r>
+      </w:hyperlink>
+      <w:r>
+        <w:rPr>
+          <w:rtl w:val="0"/>
+        </w:rPr>
+      </w:r>
+    </w:p>
+    <w:p>
+      <w:pPr>
+        <w:rPr>
+          <w:b w:val="1"/>
+          <w:bCs w:val="1"/>
+          <w:sz w:val="30"/>
+          <w:szCs w:val="30"/>
+        </w:rPr>
+      </w:pPr>
+      <w:r>
+        <w:rPr>
+          <w:rtl w:val="0"/>
+        </w:rPr>
+      </w:r>
+    </w:p>
+    <w:p>
+      <w:pPr>
+        <w:rPr>
+          <w:b w:val="1"/>
+          <w:bCs w:val="1"/>
+          <w:color w:val="980000"/>
+          <w:sz w:val="30"/>
+          <w:szCs w:val="30"/>
+        </w:rPr>
+      </w:pPr>
+      <w:r>
+        <w:rPr>
+          <w:b w:val="1"/>
+          <w:bCs w:val="1"/>
+          <w:color w:val="980000"/>
+          <w:sz w:val="30"/>
+          <w:szCs w:val="30"/>
+          <w:rtl w:val="0"/>
+        </w:rPr>
+        <w:t xml:space="preserve">Textbook 2-&gt; Chapter 9</w:t>
+      </w:r>
+    </w:p>
+    <w:p>
+      <w:pPr>
+        <w:rPr>
+          <w:color w:val="990000"/>
+        </w:rPr>
+      </w:pPr>
+      <w:r>
+        <w:rPr>
+          <w:rtl w:val="0"/>
+        </w:rPr>
+      </w:r>
+    </w:p>
+    <w:p>
+      <w:pPr>
+        <w:rPr>
+          <w:b w:val="1"/>
+          <w:bCs w:val="1"/>
+          <w:color w:val="ff0000"/>
+          <w:sz w:val="28"/>
+          <w:szCs w:val="28"/>
+        </w:rPr>
+      </w:pPr>
+      <w:r>
+        <w:rPr>
+          <w:b w:val="1"/>
+          <w:bCs w:val="1"/>
+          <w:color w:val="ff0000"/>
+          <w:sz w:val="28"/>
+          <w:szCs w:val="28"/>
+          <w:rtl w:val="0"/>
+        </w:rPr>
+        <w:t xml:space="preserve">[Need to understand the notations and how to explore key concepts and draw the domain model diagram from a given context]</w:t>
+      </w:r>
+    </w:p>
+    <w:p>
+      <w:pPr>
+        <w:rPr>
+          <w:b w:val="1"/>
+          <w:bCs w:val="1"/>
+          <w:sz w:val="36"/>
+          <w:szCs w:val="36"/>
+        </w:rPr>
+      </w:pPr>
+      <w:r>
+        <w:rPr>
+          <w:rtl w:val="0"/>
+        </w:rPr>
+      </w:r>
+    </w:p>
+    <w:p>
+      <w:pPr>
+        <w:rPr>
+          <w:b w:val="1"/>
+          <w:bCs w:val="1"/>
+          <w:sz w:val="36"/>
+          <w:szCs w:val="36"/>
+        </w:rPr>
+      </w:pPr>
+      <w:r>
+        <w:rPr>
+          <w:rtl w:val="0"/>
+        </w:rPr>
+      </w:r>
+    </w:p>
+    <w:p>
+      <w:pPr>
+        <w:rPr>
+          <w:b w:val="1"/>
+          <w:bCs w:val="1"/>
+          <w:sz w:val="36"/>
+          <w:szCs w:val="36"/>
+          <w:highlight w:val="yellow"/>
+        </w:rPr>
+      </w:pPr>
+      <w:r>
+        <w:rPr>
+          <w:b w:val="1"/>
+          <w:bCs w:val="1"/>
+          <w:sz w:val="36"/>
+          <w:szCs w:val="36"/>
+          <w:highlight w:val="yellow"/>
+          <w:rtl w:val="0"/>
+        </w:rPr>
+        <w:t xml:space="preserve">Lecture 9,10  (Class Diagram)</w:t>
+      </w:r>
+    </w:p>
+    <w:p>
+      <w:pPr>
+        <w:rPr>
+          <w:color w:val="990000"/>
+          <w:sz w:val="28"/>
+          <w:szCs w:val="28"/>
+        </w:rPr>
+      </w:pPr>
+      <w:r>
+        <w:rPr>
+          <w:rtl w:val="0"/>
+        </w:rPr>
+      </w:r>
+    </w:p>
+    <w:p>
+      <w:pPr>
+        <w:numPr>
+          <w:ilvl w:val="0"/>
+          <w:numId w:val="1"/>
+        </w:numPr>
+        <w:ind w:left="720" w:hanging="360"/>
+        <w:rPr>
+          <w:sz w:val="28"/>
+          <w:szCs w:val="28"/>
+          <w:u w:val="none"/>
+        </w:rPr>
+      </w:pPr>
+      <w:r>
+        <w:rPr>
+          <w:b w:val="1"/>
+          <w:bCs w:val="1"/>
+          <w:color w:val="990000"/>
+          <w:sz w:val="28"/>
+          <w:szCs w:val="28"/>
+          <w:rtl w:val="0"/>
+        </w:rPr>
+        <w:t xml:space="preserve">First part of:</w:t>
+      </w:r>
+      <w:r>
+        <w:rPr>
+          <w:color w:val="990000"/>
+          <w:sz w:val="28"/>
+          <w:szCs w:val="28"/>
+          <w:rtl w:val="0"/>
+        </w:rPr>
+        <w:t xml:space="preserve"> </w:t>
+      </w:r>
+      <w:hyperlink r:id="rId17">
+        <w:r>
+          <w:rPr>
+            <w:color w:val="1155cc"/>
+            <w:sz w:val="28"/>
+            <w:szCs w:val="28"/>
+            <w:u w:val="single"/>
+            <w:rtl w:val="0"/>
+          </w:rPr>
+          <w:t xml:space="preserve">https://drive.google.com/file/d/1GovsXX58wQZxVMPD9wifzkac4VpxS4oI/view?usp=sharing</w:t>
+        </w:r>
+      </w:hyperlink>
+      <w:r>
+        <w:rPr>
+          <w:rtl w:val="0"/>
+        </w:rPr>
+      </w:r>
+    </w:p>
+    <w:p>
+      <w:pPr>
+        <w:rPr>
+          <w:color w:val="990000"/>
+          <w:sz w:val="28"/>
+          <w:szCs w:val="28"/>
+        </w:rPr>
+      </w:pPr>
+      <w:r>
+        <w:rPr>
+          <w:rtl w:val="0"/>
+        </w:rPr>
+      </w:r>
+    </w:p>
+    <w:p>
+      <w:pPr>
+        <w:rPr>
+          <w:color w:val="990000"/>
+          <w:sz w:val="28"/>
+          <w:szCs w:val="28"/>
+        </w:rPr>
+      </w:pPr>
+      <w:r>
+        <w:rPr>
+          <w:rtl w:val="0"/>
+        </w:rPr>
+      </w:r>
+    </w:p>
+    <w:p>
+      <w:pPr>
+        <w:numPr>
+          <w:ilvl w:val="0"/>
+          <w:numId w:val="1"/>
+        </w:numPr>
+        <w:ind w:left="720" w:hanging="360"/>
+        <w:rPr>
+          <w:b w:val="1"/>
+          <w:bCs w:val="1"/>
+          <w:sz w:val="28"/>
+          <w:szCs w:val="28"/>
+        </w:rPr>
+      </w:pPr>
+      <w:hyperlink r:id="rId18">
+        <w:r>
+          <w:rPr>
+            <w:b w:val="1"/>
+            <w:bCs w:val="1"/>
+            <w:color w:val="1155cc"/>
+            <w:sz w:val="28"/>
+            <w:szCs w:val="28"/>
+            <w:u w:val="single"/>
+            <w:rtl w:val="0"/>
+          </w:rPr>
+          <w:t xml:space="preserve">https://www.geeksforgeeks.org/unified-modeling-language-uml-class-diagrams/</w:t>
+        </w:r>
+      </w:hyperlink>
+      <w:r>
+        <w:rPr>
+          <w:rtl w:val="0"/>
+        </w:rPr>
+      </w:r>
+    </w:p>
+    <w:p>
+      <w:pPr>
+        <w:rPr>
+          <w:b w:val="1"/>
+          <w:bCs w:val="1"/>
+          <w:color w:val="990000"/>
+          <w:sz w:val="28"/>
+          <w:szCs w:val="28"/>
+        </w:rPr>
+      </w:pPr>
+      <w:r>
+        <w:rPr>
+          <w:rtl w:val="0"/>
+        </w:rPr>
+      </w:r>
+    </w:p>
+    <w:p>
+      <w:pPr>
+        <w:numPr>
+          <w:ilvl w:val="0"/>
+          <w:numId w:val="1"/>
+        </w:numPr>
+        <w:ind w:left="720" w:hanging="360"/>
+        <w:rPr>
+          <w:b w:val="1"/>
+          <w:bCs w:val="1"/>
+          <w:sz w:val="28"/>
+          <w:szCs w:val="28"/>
+        </w:rPr>
+      </w:pPr>
+      <w:hyperlink r:id="rId19">
+        <w:r>
+          <w:rPr>
+            <w:b w:val="1"/>
+            <w:bCs w:val="1"/>
+            <w:color w:val="1155cc"/>
+            <w:sz w:val="28"/>
+            <w:szCs w:val="28"/>
+            <w:u w:val="single"/>
+            <w:rtl w:val="0"/>
+          </w:rPr>
+          <w:t xml:space="preserve">https://drive.google.com/file/d/1zIfvmgmbl-ItqoaM-NxXydrbP29P0z5L/view?usp=sharing</w:t>
+        </w:r>
+      </w:hyperlink>
+      <w:r>
+        <w:rPr>
+          <w:rtl w:val="0"/>
+        </w:rPr>
+      </w:r>
+    </w:p>
+    <w:p>
+      <w:pPr>
+        <w:rPr>
+          <w:b w:val="1"/>
+          <w:bCs w:val="1"/>
+          <w:color w:val="990000"/>
+          <w:sz w:val="28"/>
+          <w:szCs w:val="28"/>
+        </w:rPr>
+      </w:pPr>
+      <w:r>
+        <w:rPr>
+          <w:rtl w:val="0"/>
+        </w:rPr>
+      </w:r>
+    </w:p>
+    <w:p>
+      <w:pPr>
+        <w:rPr>
+          <w:b w:val="1"/>
+          <w:bCs w:val="1"/>
+          <w:color w:val="990000"/>
+          <w:sz w:val="28"/>
+          <w:szCs w:val="28"/>
+        </w:rPr>
+      </w:pPr>
+      <w:r>
+        <w:rPr>
+          <w:rtl w:val="0"/>
+        </w:rPr>
+      </w:r>
+    </w:p>
+    <w:p>
+      <w:pPr>
+        <w:rPr>
+          <w:b w:val="1"/>
+          <w:bCs w:val="1"/>
+          <w:sz w:val="36"/>
+          <w:szCs w:val="36"/>
+        </w:rPr>
+      </w:pPr>
+      <w:r>
+        <w:rPr>
+          <w:rtl w:val="0"/>
+        </w:rPr>
+      </w:r>
+    </w:p>
+    <w:p>
+      <w:pPr>
+        <w:rPr>
+          <w:b w:val="1"/>
+          <w:bCs w:val="1"/>
+          <w:sz w:val="36"/>
+          <w:szCs w:val="36"/>
+        </w:rPr>
+      </w:pPr>
+      <w:r>
+        <w:rPr>
+          <w:rtl w:val="0"/>
+        </w:rPr>
+      </w:r>
+    </w:p>
+    <w:p>
+      <w:pPr>
+        <w:rPr>
+          <w:b w:val="1"/>
+          <w:bCs w:val="1"/>
+          <w:sz w:val="36"/>
+          <w:szCs w:val="36"/>
+        </w:rPr>
+      </w:pPr>
+      <w:r>
+        <w:rPr>
+          <w:rtl w:val="0"/>
+        </w:rPr>
+      </w:r>
+    </w:p>
+    <w:p>
+      <w:pPr>
+        <w:rPr>
+          <w:b w:val="1"/>
+          <w:bCs w:val="1"/>
+          <w:sz w:val="36"/>
+          <w:szCs w:val="36"/>
+        </w:rPr>
+      </w:pPr>
+      <w:r>
+        <w:rPr>
+          <w:rtl w:val="0"/>
+        </w:rPr>
+      </w:r>
+    </w:p>
+    <w:p>
+      <w:pPr>
+        <w:rPr>
+          <w:b w:val="1"/>
+          <w:bCs w:val="1"/>
+          <w:color w:val="ff0000"/>
+          <w:sz w:val="36"/>
+          <w:szCs w:val="36"/>
+        </w:rPr>
+      </w:pPr>
+      <w:r>
+        <w:rPr>
+          <w:b w:val="1"/>
+          <w:bCs w:val="1"/>
+          <w:color w:val="ff0000"/>
+          <w:sz w:val="36"/>
+          <w:szCs w:val="36"/>
+          <w:rtl w:val="0"/>
+        </w:rPr>
+        <w:t xml:space="preserve">FOR MIDTERM</w:t>
+      </w:r>
+    </w:p>
+    <w:p>
+      <w:pPr>
+        <w:rPr>
+          <w:b w:val="1"/>
+          <w:bCs w:val="1"/>
+          <w:sz w:val="36"/>
+          <w:szCs w:val="36"/>
+        </w:rPr>
+      </w:pPr>
+      <w:r>
+        <w:rPr>
+          <w:rtl w:val="0"/>
+        </w:rPr>
+      </w:r>
+    </w:p>
+    <w:p>
+      <w:pPr>
+        <w:rPr>
+          <w:b w:val="1"/>
+          <w:bCs w:val="1"/>
+          <w:sz w:val="36"/>
+          <w:szCs w:val="36"/>
+        </w:rPr>
+      </w:pPr>
+      <w:r>
+        <w:rPr>
+          <w:b w:val="1"/>
+          <w:bCs w:val="1"/>
+          <w:sz w:val="36"/>
+          <w:szCs w:val="36"/>
+          <w:rtl w:val="0"/>
+        </w:rPr>
+        <w:t xml:space="preserve">Do not memorize anything</w:t>
+      </w:r>
+    </w:p>
+    <w:p>
+      <w:pPr>
+        <w:rPr>
+          <w:b w:val="1"/>
+          <w:bCs w:val="1"/>
+          <w:sz w:val="36"/>
+          <w:szCs w:val="36"/>
+        </w:rPr>
+      </w:pPr>
+      <w:r>
+        <w:rPr>
+          <w:rtl w:val="0"/>
+        </w:rPr>
+      </w:r>
+    </w:p>
+    <w:p>
+      <w:pPr>
+        <w:numPr>
+          <w:ilvl w:val="0"/>
+          <w:numId w:val="2"/>
+        </w:numPr>
+        <w:ind w:left="720" w:hanging="360"/>
+        <w:rPr>
+          <w:b w:val="1"/>
+          <w:bCs w:val="1"/>
+          <w:sz w:val="36"/>
+          <w:szCs w:val="36"/>
+          <w:u w:val="none"/>
+        </w:rPr>
+      </w:pPr>
+      <w:r>
+        <w:rPr>
+          <w:b w:val="1"/>
+          <w:bCs w:val="1"/>
+          <w:sz w:val="36"/>
+          <w:szCs w:val="36"/>
+          <w:rtl w:val="0"/>
+        </w:rPr>
+        <w:t xml:space="preserve">Understand the advantages and disadvantages of different process models</w:t>
+      </w:r>
+    </w:p>
+    <w:p>
+      <w:pPr>
+        <w:numPr>
+          <w:ilvl w:val="0"/>
+          <w:numId w:val="2"/>
+        </w:numPr>
+        <w:ind w:left="720" w:hanging="360"/>
+        <w:rPr>
+          <w:b w:val="1"/>
+          <w:bCs w:val="1"/>
+          <w:sz w:val="36"/>
+          <w:szCs w:val="36"/>
+          <w:u w:val="none"/>
+        </w:rPr>
+      </w:pPr>
+      <w:r>
+        <w:rPr>
+          <w:b w:val="1"/>
+          <w:bCs w:val="1"/>
+          <w:sz w:val="36"/>
+          <w:szCs w:val="36"/>
+          <w:rtl w:val="0"/>
+        </w:rPr>
+        <w:t xml:space="preserve">Know the details of the phases of RUP</w:t>
+      </w:r>
+    </w:p>
+    <w:p>
+      <w:pPr>
+        <w:numPr>
+          <w:ilvl w:val="0"/>
+          <w:numId w:val="2"/>
+        </w:numPr>
+        <w:ind w:left="720" w:hanging="360"/>
+        <w:rPr>
+          <w:b w:val="1"/>
+          <w:bCs w:val="1"/>
+          <w:sz w:val="36"/>
+          <w:szCs w:val="36"/>
+          <w:u w:val="none"/>
+        </w:rPr>
+      </w:pPr>
+      <w:r>
+        <w:rPr>
+          <w:b w:val="1"/>
+          <w:bCs w:val="1"/>
+          <w:sz w:val="36"/>
+          <w:szCs w:val="36"/>
+          <w:rtl w:val="0"/>
+        </w:rPr>
+        <w:t xml:space="preserve">See the conventions followed in the main success scenario and extension in Use Cases. I may ask you to write the Main Scenario for an example problem, and extensions to certain steps from the main scenario</w:t>
+      </w:r>
+    </w:p>
+    <w:p>
+      <w:pPr>
+        <w:numPr>
+          <w:ilvl w:val="0"/>
+          <w:numId w:val="2"/>
+        </w:numPr>
+        <w:ind w:left="720" w:hanging="360"/>
+        <w:rPr>
+          <w:b w:val="1"/>
+          <w:bCs w:val="1"/>
+          <w:sz w:val="36"/>
+          <w:szCs w:val="36"/>
+          <w:u w:val="none"/>
+        </w:rPr>
+      </w:pPr>
+      <w:r>
+        <w:rPr>
+          <w:b w:val="1"/>
+          <w:bCs w:val="1"/>
+          <w:sz w:val="36"/>
+          <w:szCs w:val="36"/>
+          <w:rtl w:val="0"/>
+        </w:rPr>
+        <w:t xml:space="preserve">Practice finding conceptual classes from a description of requirements and how these conceptual classes can be connected in a domain model diagram.</w:t>
+      </w:r>
+    </w:p>
+    <w:p>
+      <w:pPr>
+        <w:rPr>
+          <w:b w:val="1"/>
+          <w:bCs w:val="1"/>
+          <w:sz w:val="36"/>
+          <w:szCs w:val="36"/>
+        </w:rPr>
+      </w:pPr>
+      <w:r>
+        <w:rPr>
+          <w:rtl w:val="0"/>
+        </w:rPr>
+      </w:r>
+    </w:p>
+    <w:p>
+      <w:pPr>
+        <w:rPr>
+          <w:b w:val="1"/>
+          <w:bCs w:val="1"/>
+          <w:sz w:val="30"/>
+          <w:szCs w:val="30"/>
+          <w:highlight w:val="yellow"/>
+          <w:u w:val="single"/>
+        </w:rPr>
+      </w:pPr>
+      <w:r>
+        <w:rPr>
+          <w:rtl w:val="0"/>
+        </w:rPr>
+      </w:r>
+    </w:p>
+    <w:p>
+      <w:pPr>
+        <w:rPr>
+          <w:b w:val="1"/>
+          <w:bCs w:val="1"/>
+          <w:sz w:val="30"/>
+          <w:szCs w:val="30"/>
+          <w:highlight w:val="yellow"/>
+          <w:u w:val="single"/>
+        </w:rPr>
+      </w:pPr>
+      <w:r>
+        <w:rPr>
+          <w:b w:val="1"/>
+          <w:bCs w:val="1"/>
+          <w:sz w:val="30"/>
+          <w:szCs w:val="30"/>
+          <w:highlight w:val="yellow"/>
+          <w:u w:val="single"/>
+          <w:rtl w:val="0"/>
+        </w:rPr>
+        <w:t xml:space="preserve">Lecture 11, 12 (Sequence Diagram)</w:t>
+      </w:r>
+    </w:p>
+    <w:p>
+      <w:pPr>
+        <w:rPr>
+          <w:b w:val="1"/>
+          <w:bCs w:val="1"/>
+          <w:sz w:val="26"/>
+          <w:szCs w:val="26"/>
+        </w:rPr>
+      </w:pPr>
+      <w:r>
+        <w:rPr>
+          <w:rtl w:val="0"/>
+        </w:rPr>
+      </w:r>
+    </w:p>
+    <w:p>
+      <w:pPr>
+        <w:rPr>
+          <w:color w:val="990000"/>
+          <w:sz w:val="26"/>
+          <w:szCs w:val="26"/>
+        </w:rPr>
+      </w:pPr>
+      <w:r>
+        <w:rPr>
+          <w:b w:val="1"/>
+          <w:bCs w:val="1"/>
+          <w:color w:val="990000"/>
+          <w:sz w:val="26"/>
+          <w:szCs w:val="26"/>
+          <w:rtl w:val="0"/>
+        </w:rPr>
+        <w:t xml:space="preserve">Second part of:</w:t>
+      </w:r>
+      <w:r>
+        <w:rPr>
+          <w:color w:val="990000"/>
+          <w:sz w:val="26"/>
+          <w:szCs w:val="26"/>
+          <w:rtl w:val="0"/>
+        </w:rPr>
+        <w:t xml:space="preserve"> </w:t>
+      </w:r>
+      <w:hyperlink r:id="rId20">
+        <w:r>
+          <w:rPr>
+            <w:color w:val="1155cc"/>
+            <w:sz w:val="26"/>
+            <w:szCs w:val="26"/>
+            <w:u w:val="single"/>
+            <w:rtl w:val="0"/>
+          </w:rPr>
+          <w:t xml:space="preserve">https://drive.google.com/file/d/1GovsXX58wQZxVMPD9wifzkac4VpxS4oI/view?usp=sharing</w:t>
+        </w:r>
+      </w:hyperlink>
+      <w:r>
+        <w:rPr>
+          <w:rtl w:val="0"/>
+        </w:rPr>
+      </w:r>
+    </w:p>
+    <w:p>
+      <w:pPr>
+        <w:rPr>
+          <w:color w:val="990000"/>
+          <w:sz w:val="26"/>
+          <w:szCs w:val="26"/>
+        </w:rPr>
+      </w:pPr>
+      <w:r>
+        <w:rPr>
+          <w:rtl w:val="0"/>
+        </w:rPr>
+      </w:r>
+    </w:p>
+    <w:p>
+      <w:pPr>
+        <w:rPr>
+          <w:color w:val="990000"/>
+          <w:sz w:val="26"/>
+          <w:szCs w:val="26"/>
+        </w:rPr>
+      </w:pPr>
+      <w:hyperlink r:id="rId21">
+        <w:r>
+          <w:rPr>
+            <w:color w:val="1155cc"/>
+            <w:sz w:val="26"/>
+            <w:szCs w:val="26"/>
+            <w:u w:val="single"/>
+            <w:rtl w:val="0"/>
+          </w:rPr>
+          <w:t xml:space="preserve">https://docs.google.com/presentation/d/1MG8IjCb18Zyzh6yTnBBSi2gG65acyHFs/edit?usp=sharing&amp;ouid=103640390118503970919&amp;rtpof=true&amp;sd=true</w:t>
+        </w:r>
+      </w:hyperlink>
+      <w:r>
+        <w:rPr>
+          <w:rtl w:val="0"/>
+        </w:rPr>
+      </w:r>
+    </w:p>
+    <w:p>
+      <w:pPr>
+        <w:rPr>
+          <w:color w:val="990000"/>
+          <w:sz w:val="26"/>
+          <w:szCs w:val="26"/>
+        </w:rPr>
+      </w:pPr>
+      <w:r>
+        <w:rPr>
+          <w:rtl w:val="0"/>
+        </w:rPr>
+      </w:r>
+    </w:p>
+    <w:p>
+      <w:pPr>
+        <w:rPr>
+          <w:color w:val="990000"/>
+          <w:sz w:val="26"/>
+          <w:szCs w:val="26"/>
+        </w:rPr>
+      </w:pPr>
+      <w:hyperlink r:id="rId22">
+        <w:r>
+          <w:rPr>
+            <w:color w:val="1155cc"/>
+            <w:sz w:val="26"/>
+            <w:szCs w:val="26"/>
+            <w:u w:val="single"/>
+            <w:rtl w:val="0"/>
+          </w:rPr>
+          <w:t xml:space="preserve">https://developer.ibm.com/articles/the-sequence-diagram/</w:t>
+        </w:r>
+      </w:hyperlink>
+      <w:r>
+        <w:rPr>
+          <w:rtl w:val="0"/>
+        </w:rPr>
+      </w:r>
+    </w:p>
+    <w:p>
+      <w:pPr>
+        <w:rPr>
+          <w:color w:val="990000"/>
+          <w:sz w:val="26"/>
+          <w:szCs w:val="26"/>
+        </w:rPr>
+      </w:pPr>
+      <w:r>
+        <w:rPr>
+          <w:rtl w:val="0"/>
+        </w:rPr>
+      </w:r>
+    </w:p>
+    <w:p>
+      <w:pPr>
+        <w:rPr>
+          <w:b w:val="1"/>
+          <w:bCs w:val="1"/>
+          <w:sz w:val="36"/>
+          <w:szCs w:val="36"/>
+        </w:rPr>
+      </w:pPr>
+      <w:r>
+        <w:rPr>
+          <w:rtl w:val="0"/>
+        </w:rPr>
+      </w:r>
+    </w:p>
+    <w:p>
+      <w:pPr>
+        <w:rPr>
+          <w:b w:val="1"/>
+          <w:bCs w:val="1"/>
+          <w:sz w:val="34"/>
+          <w:szCs w:val="34"/>
+          <w:highlight w:val="yellow"/>
+          <w:u w:val="single"/>
+        </w:rPr>
+      </w:pPr>
+      <w:r>
+        <w:rPr>
+          <w:b w:val="1"/>
+          <w:bCs w:val="1"/>
+          <w:sz w:val="34"/>
+          <w:szCs w:val="34"/>
+          <w:highlight w:val="yellow"/>
+          <w:u w:val="single"/>
+          <w:rtl w:val="0"/>
+        </w:rPr>
+        <w:t xml:space="preserve">Lecture 13 (User Acceptance Testing, Regression Testing) </w:t>
+      </w:r>
+      <w:r>
+        <w:rPr>
+          <w:b w:val="1"/>
+          <w:bCs w:val="1"/>
+          <w:color w:val="ff0000"/>
+          <w:sz w:val="24"/>
+          <w:szCs w:val="24"/>
+          <w:rtl w:val="0"/>
+        </w:rPr>
+        <w:t xml:space="preserve">[Cover the basic concepts: when done and why done] </w:t>
+      </w:r>
+      <w:r>
+        <w:rPr>
+          <w:rtl w:val="0"/>
+        </w:rPr>
+      </w:r>
+    </w:p>
+    <w:p>
+      <w:pPr>
+        <w:rPr>
+          <w:color w:val="990000"/>
+          <w:sz w:val="18"/>
+          <w:szCs w:val="18"/>
+        </w:rPr>
+      </w:pPr>
+      <w:r>
+        <w:rPr>
+          <w:rtl w:val="0"/>
+        </w:rPr>
+      </w:r>
+    </w:p>
+    <w:p>
+      <w:pPr>
+        <w:rPr>
+          <w:b w:val="1"/>
+          <w:bCs w:val="1"/>
+          <w:color w:val="990000"/>
+          <w:sz w:val="26"/>
+          <w:szCs w:val="26"/>
+        </w:rPr>
+      </w:pPr>
+      <w:r>
+        <w:rPr>
+          <w:b w:val="1"/>
+          <w:bCs w:val="1"/>
+          <w:color w:val="990000"/>
+          <w:sz w:val="26"/>
+          <w:szCs w:val="26"/>
+          <w:rtl w:val="0"/>
+        </w:rPr>
+        <w:t xml:space="preserve">UAT</w:t>
+      </w:r>
+    </w:p>
+    <w:p>
+      <w:pPr>
+        <w:rPr>
+          <w:color w:val="990000"/>
+          <w:sz w:val="26"/>
+          <w:szCs w:val="26"/>
+        </w:rPr>
+      </w:pPr>
+      <w:hyperlink r:id="rId23">
+        <w:r>
+          <w:rPr>
+            <w:color w:val="1155cc"/>
+            <w:sz w:val="26"/>
+            <w:szCs w:val="26"/>
+            <w:u w:val="single"/>
+            <w:rtl w:val="0"/>
+          </w:rPr>
+          <w:t xml:space="preserve">https://www.coursera.org/articles/what-is-user-acceptance-testing</w:t>
+        </w:r>
+      </w:hyperlink>
+      <w:r>
+        <w:rPr>
+          <w:rtl w:val="0"/>
+        </w:rPr>
+      </w:r>
+    </w:p>
+    <w:p>
+      <w:pPr>
+        <w:rPr>
+          <w:color w:val="990000"/>
+          <w:sz w:val="18"/>
+          <w:szCs w:val="18"/>
+        </w:rPr>
+      </w:pPr>
+      <w:r>
+        <w:rPr>
+          <w:rtl w:val="0"/>
+        </w:rPr>
+      </w:r>
+    </w:p>
+    <w:p>
+      <w:pPr>
+        <w:rPr>
+          <w:color w:val="990000"/>
+          <w:sz w:val="18"/>
+          <w:szCs w:val="18"/>
+        </w:rPr>
+      </w:pPr>
+      <w:r>
+        <w:rPr>
+          <w:rtl w:val="0"/>
+        </w:rPr>
+      </w:r>
+    </w:p>
+    <w:p>
+      <w:pPr>
+        <w:rPr>
+          <w:b w:val="1"/>
+          <w:bCs w:val="1"/>
+          <w:color w:val="990000"/>
+          <w:sz w:val="28"/>
+          <w:szCs w:val="28"/>
+        </w:rPr>
+      </w:pPr>
+      <w:r>
+        <w:rPr>
+          <w:b w:val="1"/>
+          <w:bCs w:val="1"/>
+          <w:color w:val="990000"/>
+          <w:sz w:val="28"/>
+          <w:szCs w:val="28"/>
+          <w:rtl w:val="0"/>
+        </w:rPr>
+        <w:t xml:space="preserve">What is Regression Testing?</w:t>
+      </w:r>
+    </w:p>
+    <w:p>
+      <w:pPr>
+        <w:jc w:val="both"/>
+        <w:rPr>
+          <w:sz w:val="26"/>
+          <w:szCs w:val="26"/>
+        </w:rPr>
+      </w:pPr>
+      <w:r>
+        <w:rPr>
+          <w:sz w:val="26"/>
+          <w:szCs w:val="26"/>
+          <w:rtl w:val="0"/>
+        </w:rPr>
+        <w:t xml:space="preserve">Regression testing is a type of software testing conducted to confirm that a recent change or upgrade in the application has not adversely affected the existing functionalities. A tester initiates a regression test soon after the developer incorporates a new functionality into the application or finishes fixing a current error. Often, when one code module is changed or upgraded, another module is likely to be affected due to dependencies existing between these two.</w:t>
+      </w:r>
+    </w:p>
+    <w:p>
+      <w:pPr>
+        <w:jc w:val="both"/>
+        <w:rPr>
+          <w:sz w:val="26"/>
+          <w:szCs w:val="26"/>
+        </w:rPr>
+      </w:pPr>
+      <w:r>
+        <w:rPr>
+          <w:rtl w:val="0"/>
+        </w:rPr>
+      </w:r>
+    </w:p>
+    <w:p>
+      <w:pPr>
+        <w:jc w:val="both"/>
+        <w:rPr>
+          <w:sz w:val="26"/>
+          <w:szCs w:val="26"/>
+          <w:u w:val="single"/>
+        </w:rPr>
+      </w:pPr>
+      <w:r>
+        <w:rPr>
+          <w:sz w:val="26"/>
+          <w:szCs w:val="26"/>
+          <w:u w:val="single"/>
+          <w:rtl w:val="0"/>
+        </w:rPr>
+        <w:t xml:space="preserve">Why is Regression Testing Crucial?</w:t>
+      </w:r>
+    </w:p>
+    <w:p>
+      <w:pPr>
+        <w:jc w:val="both"/>
+        <w:rPr>
+          <w:sz w:val="26"/>
+          <w:szCs w:val="26"/>
+        </w:rPr>
+      </w:pPr>
+      <w:r>
+        <w:rPr>
+          <w:sz w:val="26"/>
+          <w:szCs w:val="26"/>
+          <w:rtl w:val="0"/>
+        </w:rPr>
+        <w:t xml:space="preserve">A regression testing approach is required to evaluate the overall working of the application after it has undergone a change for various reasons, including:</w:t>
+      </w:r>
+    </w:p>
+    <w:p>
+      <w:pPr>
+        <w:jc w:val="both"/>
+        <w:rPr>
+          <w:sz w:val="26"/>
+          <w:szCs w:val="26"/>
+        </w:rPr>
+      </w:pPr>
+      <w:r>
+        <w:rPr>
+          <w:rtl w:val="0"/>
+        </w:rPr>
+      </w:r>
+    </w:p>
+    <w:p>
+      <w:pPr>
+        <w:jc w:val="both"/>
+        <w:rPr>
+          <w:sz w:val="26"/>
+          <w:szCs w:val="26"/>
+        </w:rPr>
+      </w:pPr>
+      <w:r>
+        <w:rPr>
+          <w:sz w:val="26"/>
+          <w:szCs w:val="26"/>
+          <w:rtl w:val="0"/>
+        </w:rPr>
+        <w:t xml:space="preserve">- Identifying regression defects: Regression tests help detect any unintended defects or issues that may have been introduced during software development or modifications. These tests help examine the functionality of the upgrade. Regression tests ensure that the change does not interfere with the existing features of the software and identify any errors or bugs in the application's existing functionalities. It also helps determine bugs in the newly pushed code.</w:t>
+      </w:r>
+    </w:p>
+    <w:p>
+      <w:pPr>
+        <w:jc w:val="both"/>
+        <w:rPr>
+          <w:sz w:val="26"/>
+          <w:szCs w:val="26"/>
+        </w:rPr>
+      </w:pPr>
+      <w:r>
+        <w:rPr>
+          <w:rtl w:val="0"/>
+        </w:rPr>
+      </w:r>
+    </w:p>
+    <w:p>
+      <w:pPr>
+        <w:jc w:val="both"/>
+        <w:rPr>
+          <w:sz w:val="26"/>
+          <w:szCs w:val="26"/>
+        </w:rPr>
+      </w:pPr>
+      <w:r>
+        <w:rPr>
+          <w:sz w:val="26"/>
+          <w:szCs w:val="26"/>
+          <w:rtl w:val="0"/>
+        </w:rPr>
+        <w:t xml:space="preserve">- Ensuring stability: This form of testing verifies that the existing functionality of the software remains intact after changes are made. It helps detect any unexpected behavior or issues that could impact user experience, ensuring the stability of the software.</w:t>
+      </w:r>
+    </w:p>
+    <w:p>
+      <w:pPr>
+        <w:jc w:val="both"/>
+        <w:rPr>
+          <w:sz w:val="26"/>
+          <w:szCs w:val="26"/>
+        </w:rPr>
+      </w:pPr>
+      <w:r>
+        <w:rPr>
+          <w:rtl w:val="0"/>
+        </w:rPr>
+      </w:r>
+    </w:p>
+    <w:p>
+      <w:pPr>
+        <w:jc w:val="both"/>
+        <w:rPr>
+          <w:sz w:val="26"/>
+          <w:szCs w:val="26"/>
+        </w:rPr>
+      </w:pPr>
+      <w:r>
+        <w:rPr>
+          <w:sz w:val="26"/>
+          <w:szCs w:val="26"/>
+          <w:rtl w:val="0"/>
+        </w:rPr>
+        <w:t xml:space="preserve">- Mitigating risks: Through comprehensive regression testing, potential risks associated with changes can be identified and mitigated. It helps prevent unexpected issues, system failures, or performance degradation that could impact business operations or user satisfaction.</w:t>
+      </w:r>
+    </w:p>
+    <w:p>
+      <w:pPr>
+        <w:rPr>
+          <w:color w:val="990000"/>
+          <w:sz w:val="18"/>
+          <w:szCs w:val="18"/>
+        </w:rPr>
+      </w:pPr>
+      <w:r>
+        <w:rPr>
+          <w:rtl w:val="0"/>
+        </w:rPr>
+      </w:r>
+    </w:p>
+    <w:p>
+      <w:pPr>
+        <w:rPr>
+          <w:color w:val="990000"/>
+          <w:sz w:val="18"/>
+          <w:szCs w:val="18"/>
+        </w:rPr>
+      </w:pPr>
+      <w:r>
+        <w:rPr>
+          <w:rtl w:val="0"/>
+        </w:rPr>
+      </w:r>
+    </w:p>
+    <w:p>
+      <w:pPr>
+        <w:rPr>
+          <w:b w:val="1"/>
+          <w:bCs w:val="1"/>
+          <w:sz w:val="30"/>
+          <w:szCs w:val="30"/>
+          <w:highlight w:val="yellow"/>
+          <w:u w:val="single"/>
+        </w:rPr>
+      </w:pPr>
+      <w:r>
+        <w:rPr>
+          <w:b w:val="1"/>
+          <w:bCs w:val="1"/>
+          <w:sz w:val="30"/>
+          <w:szCs w:val="30"/>
+          <w:highlight w:val="yellow"/>
+          <w:u w:val="single"/>
+          <w:rtl w:val="0"/>
+        </w:rPr>
+        <w:t xml:space="preserve">Lecture 14,15 (Control Flow Graph and Basic Blocks)</w:t>
+      </w:r>
+    </w:p>
+    <w:p>
+      <w:pPr>
+        <w:rPr>
+          <w:b w:val="1"/>
+          <w:bCs w:val="1"/>
+          <w:sz w:val="34"/>
+          <w:szCs w:val="34"/>
+          <w:highlight w:val="yellow"/>
+          <w:u w:val="single"/>
+        </w:rPr>
+      </w:pPr>
+      <w:r>
+        <w:rPr>
+          <w:rtl w:val="0"/>
+        </w:rPr>
+      </w:r>
+    </w:p>
+    <w:p>
+      <w:pPr>
+        <w:rPr>
+          <w:b w:val="1"/>
+          <w:bCs w:val="1"/>
+          <w:sz w:val="26"/>
+          <w:szCs w:val="26"/>
+        </w:rPr>
+      </w:pPr>
+      <w:r>
+        <w:rPr>
+          <w:b w:val="1"/>
+          <w:bCs w:val="1"/>
+          <w:sz w:val="26"/>
+          <w:szCs w:val="26"/>
+          <w:rtl w:val="0"/>
+        </w:rPr>
+        <w:t xml:space="preserve">CFG</w:t>
+      </w:r>
+    </w:p>
+    <w:p>
+      <w:pPr>
+        <w:rPr>
+          <w:b w:val="1"/>
+          <w:bCs w:val="1"/>
+          <w:sz w:val="26"/>
+          <w:szCs w:val="26"/>
+        </w:rPr>
+      </w:pPr>
+      <w:r>
+        <w:rPr>
+          <w:b w:val="1"/>
+          <w:bCs w:val="1"/>
+          <w:sz w:val="26"/>
+          <w:szCs w:val="26"/>
+          <w:rtl w:val="0"/>
+        </w:rPr>
+        <w:t xml:space="preserve">=====</w:t>
+      </w:r>
+    </w:p>
+    <w:p>
+      <w:pPr>
+        <w:rPr>
+          <w:b w:val="1"/>
+          <w:bCs w:val="1"/>
+          <w:sz w:val="26"/>
+          <w:szCs w:val="26"/>
+        </w:rPr>
+      </w:pPr>
+      <w:hyperlink r:id="rId24">
+        <w:r>
+          <w:rPr>
+            <w:b w:val="1"/>
+            <w:bCs w:val="1"/>
+            <w:color w:val="1155cc"/>
+            <w:sz w:val="26"/>
+            <w:szCs w:val="26"/>
+            <w:u w:val="single"/>
+            <w:rtl w:val="0"/>
+          </w:rPr>
+          <w:t xml:space="preserve">https://drive.google.com/file/d/15ANGKYfvCr3bESDeQ0PpOOFWLzg-AjCN/view?usp=sharing</w:t>
+        </w:r>
+      </w:hyperlink>
+      <w:r>
+        <w:rPr>
+          <w:rtl w:val="0"/>
+        </w:rPr>
+      </w:r>
+    </w:p>
+    <w:p>
+      <w:pPr>
+        <w:rPr>
+          <w:b w:val="1"/>
+          <w:bCs w:val="1"/>
+          <w:sz w:val="26"/>
+          <w:szCs w:val="26"/>
+        </w:rPr>
+      </w:pPr>
+      <w:r>
+        <w:rPr>
+          <w:rtl w:val="0"/>
+        </w:rPr>
+      </w:r>
+    </w:p>
+    <w:p>
+      <w:pPr>
+        <w:rPr>
+          <w:b w:val="1"/>
+          <w:bCs w:val="1"/>
+          <w:sz w:val="34"/>
+          <w:szCs w:val="34"/>
+          <w:highlight w:val="yellow"/>
+          <w:u w:val="single"/>
+        </w:rPr>
+      </w:pPr>
+      <w:hyperlink r:id="rId25">
+        <w:r>
+          <w:rPr>
+            <w:b w:val="1"/>
+            <w:bCs w:val="1"/>
+            <w:color w:val="1155cc"/>
+            <w:sz w:val="26"/>
+            <w:szCs w:val="26"/>
+            <w:u w:val="single"/>
+            <w:rtl w:val="0"/>
+          </w:rPr>
+          <w:t xml:space="preserve">https://www.cs.toronto.edu/~david/course-notes/csc110-111/17-graphs/08-control-flow-graphs.html</w:t>
+        </w:r>
+      </w:hyperlink>
+      <w:r>
+        <w:rPr>
+          <w:rtl w:val="0"/>
+        </w:rPr>
+      </w:r>
+    </w:p>
+    <w:p>
+      <w:pPr>
+        <w:rPr>
+          <w:b w:val="1"/>
+          <w:bCs w:val="1"/>
+          <w:sz w:val="34"/>
+          <w:szCs w:val="34"/>
+          <w:highlight w:val="yellow"/>
+          <w:u w:val="single"/>
+        </w:rPr>
+      </w:pPr>
+      <w:r>
+        <w:rPr>
+          <w:rtl w:val="0"/>
+        </w:rPr>
+      </w:r>
+    </w:p>
+    <w:p>
+      <w:pPr>
+        <w:rPr>
+          <w:b w:val="1"/>
+          <w:bCs w:val="1"/>
+          <w:sz w:val="24"/>
+          <w:szCs w:val="24"/>
+          <w:highlight w:val="white"/>
+          <w:u w:val="single"/>
+        </w:rPr>
+      </w:pPr>
+      <w:r>
+        <w:rPr>
+          <w:b w:val="1"/>
+          <w:bCs w:val="1"/>
+          <w:color w:val="980000"/>
+          <w:sz w:val="24"/>
+          <w:szCs w:val="24"/>
+          <w:highlight w:val="white"/>
+          <w:u w:val="single"/>
+          <w:rtl w:val="0"/>
+        </w:rPr>
+        <w:t xml:space="preserve">Class Record: </w:t>
+      </w:r>
+      <w:hyperlink r:id="rId26">
+        <w:r>
+          <w:rPr>
+            <w:b w:val="1"/>
+            <w:bCs w:val="1"/>
+            <w:color w:val="1155cc"/>
+            <w:sz w:val="24"/>
+            <w:szCs w:val="24"/>
+            <w:highlight w:val="white"/>
+            <w:u w:val="single"/>
+            <w:rtl w:val="0"/>
+          </w:rPr>
+          <w:t xml:space="preserve">https://drive.google.com/file/d/12EnRridzxNXB6vDTo_eiXach8tbHHjZP/view?usp=sharing</w:t>
+        </w:r>
+      </w:hyperlink>
+      <w:r>
+        <w:rPr>
+          <w:rtl w:val="0"/>
+        </w:rPr>
+      </w:r>
+    </w:p>
+    <w:p>
+      <w:pPr>
+        <w:rPr>
+          <w:b w:val="1"/>
+          <w:bCs w:val="1"/>
+          <w:sz w:val="34"/>
+          <w:szCs w:val="34"/>
+          <w:highlight w:val="yellow"/>
+          <w:u w:val="single"/>
+        </w:rPr>
+      </w:pPr>
+      <w:r>
+        <w:rPr>
+          <w:rtl w:val="0"/>
+        </w:rPr>
+      </w:r>
+    </w:p>
+    <w:p>
+      <w:pPr>
+        <w:rPr>
+          <w:b w:val="1"/>
+          <w:bCs w:val="1"/>
+          <w:sz w:val="30"/>
+          <w:szCs w:val="30"/>
+          <w:highlight w:val="yellow"/>
+          <w:u w:val="single"/>
+        </w:rPr>
+      </w:pPr>
+      <w:r>
+        <w:rPr>
+          <w:b w:val="1"/>
+          <w:bCs w:val="1"/>
+          <w:sz w:val="30"/>
+          <w:szCs w:val="30"/>
+          <w:highlight w:val="yellow"/>
+          <w:u w:val="single"/>
+          <w:rtl w:val="0"/>
+        </w:rPr>
+        <w:t xml:space="preserve">Lecture 16 (Coupling - Cohesion and Cyclomatic Complexity)</w:t>
+      </w:r>
+    </w:p>
+    <w:p>
+      <w:pPr>
+        <w:rPr>
+          <w:b w:val="1"/>
+          <w:bCs w:val="1"/>
+          <w:sz w:val="26"/>
+          <w:szCs w:val="26"/>
+        </w:rPr>
+      </w:pPr>
+      <w:r>
+        <w:rPr>
+          <w:rtl w:val="0"/>
+        </w:rPr>
+      </w:r>
+    </w:p>
+    <w:p>
+      <w:pPr>
+        <w:rPr>
+          <w:b w:val="1"/>
+          <w:bCs w:val="1"/>
+          <w:sz w:val="26"/>
+          <w:szCs w:val="26"/>
+        </w:rPr>
+      </w:pPr>
+      <w:r>
+        <w:rPr>
+          <w:rtl w:val="0"/>
+        </w:rPr>
+      </w:r>
+    </w:p>
+    <w:p>
+      <w:pPr>
+        <w:rPr>
+          <w:b w:val="1"/>
+          <w:bCs w:val="1"/>
+          <w:sz w:val="28"/>
+          <w:szCs w:val="28"/>
+        </w:rPr>
+      </w:pPr>
+      <w:r>
+        <w:rPr>
+          <w:b w:val="1"/>
+          <w:bCs w:val="1"/>
+          <w:sz w:val="28"/>
+          <w:szCs w:val="28"/>
+          <w:rtl w:val="0"/>
+        </w:rPr>
+        <w:t xml:space="preserve">Coupling and Cohesion</w:t>
+      </w:r>
+    </w:p>
+    <w:p>
+      <w:pPr>
+        <w:rPr>
+          <w:b w:val="1"/>
+          <w:bCs w:val="1"/>
+          <w:sz w:val="28"/>
+          <w:szCs w:val="28"/>
+        </w:rPr>
+      </w:pPr>
+      <w:r>
+        <w:rPr>
+          <w:b w:val="1"/>
+          <w:bCs w:val="1"/>
+          <w:sz w:val="28"/>
+          <w:szCs w:val="28"/>
+          <w:rtl w:val="0"/>
+        </w:rPr>
+        <w:t xml:space="preserve">====================</w:t>
+      </w:r>
+    </w:p>
+    <w:p>
+      <w:pPr>
+        <w:rPr>
+          <w:b w:val="1"/>
+          <w:bCs w:val="1"/>
+          <w:sz w:val="28"/>
+          <w:szCs w:val="28"/>
+        </w:rPr>
+      </w:pPr>
+      <w:r>
+        <w:rPr>
+          <w:rtl w:val="0"/>
+        </w:rPr>
+      </w:r>
+    </w:p>
+    <w:p>
+      <w:pPr>
+        <w:rPr>
+          <w:b w:val="1"/>
+          <w:bCs w:val="1"/>
+          <w:sz w:val="28"/>
+          <w:szCs w:val="28"/>
+        </w:rPr>
+      </w:pPr>
+      <w:r>
+        <w:rPr>
+          <w:b w:val="1"/>
+          <w:bCs w:val="1"/>
+          <w:sz w:val="28"/>
+          <w:szCs w:val="28"/>
+          <w:rtl w:val="0"/>
+        </w:rPr>
+        <w:t xml:space="preserve">Definitions: </w:t>
+      </w:r>
+      <w:hyperlink r:id="rId27">
+        <w:r>
+          <w:rPr>
+            <w:b w:val="1"/>
+            <w:bCs w:val="1"/>
+            <w:color w:val="1155cc"/>
+            <w:sz w:val="28"/>
+            <w:szCs w:val="28"/>
+            <w:u w:val="single"/>
+            <w:rtl w:val="0"/>
+          </w:rPr>
+          <w:t xml:space="preserve">https://www.geeksforgeeks.org/software-engineering/software-engineering-coupling-and-cohesion/</w:t>
+        </w:r>
+      </w:hyperlink>
+      <w:r>
+        <w:rPr>
+          <w:rtl w:val="0"/>
+        </w:rPr>
+      </w:r>
+    </w:p>
+    <w:p>
+      <w:pPr>
+        <w:rPr>
+          <w:b w:val="1"/>
+          <w:bCs w:val="1"/>
+          <w:sz w:val="26"/>
+          <w:szCs w:val="26"/>
+        </w:rPr>
+      </w:pPr>
+      <w:r>
+        <w:rPr>
+          <w:b w:val="1"/>
+          <w:bCs w:val="1"/>
+          <w:color w:val="ff0000"/>
+          <w:sz w:val="24"/>
+          <w:szCs w:val="24"/>
+          <w:rtl w:val="0"/>
+        </w:rPr>
+        <w:t xml:space="preserve">[Cover the basic concepts and the requirements in case of good design ]</w:t>
+      </w:r>
+      <w:r>
+        <w:rPr>
+          <w:rtl w:val="0"/>
+        </w:rPr>
+      </w:r>
+    </w:p>
+    <w:p>
+      <w:pPr>
+        <w:rPr>
+          <w:b w:val="1"/>
+          <w:bCs w:val="1"/>
+          <w:sz w:val="28"/>
+          <w:szCs w:val="28"/>
+        </w:rPr>
+      </w:pPr>
+      <w:r>
+        <w:rPr>
+          <w:rtl w:val="0"/>
+        </w:rPr>
+      </w:r>
+    </w:p>
+    <w:p>
+      <w:pPr>
+        <w:rPr>
+          <w:b w:val="1"/>
+          <w:bCs w:val="1"/>
+          <w:sz w:val="28"/>
+          <w:szCs w:val="28"/>
+        </w:rPr>
+      </w:pPr>
+      <w:r>
+        <w:rPr>
+          <w:b w:val="1"/>
+          <w:bCs w:val="1"/>
+          <w:sz w:val="28"/>
+          <w:szCs w:val="28"/>
+          <w:rtl w:val="0"/>
+        </w:rPr>
+        <w:t xml:space="preserve">Examples:</w:t>
+      </w:r>
+    </w:p>
+    <w:p>
+      <w:pPr>
+        <w:rPr>
+          <w:b w:val="1"/>
+          <w:bCs w:val="1"/>
+          <w:sz w:val="26"/>
+          <w:szCs w:val="26"/>
+        </w:rPr>
+      </w:pPr>
+      <w:hyperlink r:id="rId28">
+        <w:r>
+          <w:rPr>
+            <w:b w:val="1"/>
+            <w:bCs w:val="1"/>
+            <w:color w:val="1155cc"/>
+            <w:sz w:val="28"/>
+            <w:szCs w:val="28"/>
+            <w:u w:val="single"/>
+            <w:rtl w:val="0"/>
+          </w:rPr>
+          <w:t xml:space="preserve">https://www.enjoyalgorithms.com/blog/cohesion-and-coupling-in-oops</w:t>
+        </w:r>
+      </w:hyperlink>
+      <w:r>
+        <w:rPr>
+          <w:rtl w:val="0"/>
+        </w:rPr>
+      </w:r>
+    </w:p>
+    <w:p>
+      <w:pPr>
+        <w:rPr>
+          <w:b w:val="1"/>
+          <w:bCs w:val="1"/>
+          <w:sz w:val="26"/>
+          <w:szCs w:val="26"/>
+        </w:rPr>
+      </w:pPr>
+      <w:r>
+        <w:rPr>
+          <w:rtl w:val="0"/>
+        </w:rPr>
+      </w:r>
+    </w:p>
+    <w:p>
+      <w:pPr>
+        <w:rPr>
+          <w:b w:val="1"/>
+          <w:bCs w:val="1"/>
+          <w:sz w:val="26"/>
+          <w:szCs w:val="26"/>
+        </w:rPr>
+      </w:pPr>
+      <w:r>
+        <w:rPr>
+          <w:rtl w:val="0"/>
+        </w:rPr>
+      </w:r>
+    </w:p>
+    <w:p>
+      <w:pPr>
+        <w:rPr>
+          <w:b w:val="1"/>
+          <w:bCs w:val="1"/>
+          <w:sz w:val="28"/>
+          <w:szCs w:val="28"/>
+        </w:rPr>
+      </w:pPr>
+      <w:r>
+        <w:rPr>
+          <w:b w:val="1"/>
+          <w:bCs w:val="1"/>
+          <w:sz w:val="28"/>
+          <w:szCs w:val="28"/>
+          <w:rtl w:val="0"/>
+        </w:rPr>
+        <w:t xml:space="preserve">Cyclometic Complexity</w:t>
+      </w:r>
+    </w:p>
+    <w:p>
+      <w:pPr>
+        <w:rPr>
+          <w:b w:val="1"/>
+          <w:bCs w:val="1"/>
+          <w:sz w:val="26"/>
+          <w:szCs w:val="26"/>
+        </w:rPr>
+      </w:pPr>
+      <w:r>
+        <w:rPr>
+          <w:b w:val="1"/>
+          <w:bCs w:val="1"/>
+          <w:sz w:val="28"/>
+          <w:szCs w:val="28"/>
+          <w:rtl w:val="0"/>
+        </w:rPr>
+        <w:t xml:space="preserve">====================</w:t>
+      </w:r>
+      <w:r>
+        <w:rPr>
+          <w:rtl w:val="0"/>
+        </w:rPr>
+      </w:r>
+    </w:p>
+    <w:p>
+      <w:pPr>
+        <w:rPr>
+          <w:b w:val="1"/>
+          <w:bCs w:val="1"/>
+          <w:sz w:val="26"/>
+          <w:szCs w:val="26"/>
+        </w:rPr>
+      </w:pPr>
+      <w:hyperlink r:id="rId29">
+        <w:r>
+          <w:rPr>
+            <w:b w:val="1"/>
+            <w:bCs w:val="1"/>
+            <w:color w:val="1155cc"/>
+            <w:sz w:val="26"/>
+            <w:szCs w:val="26"/>
+            <w:u w:val="single"/>
+            <w:rtl w:val="0"/>
+          </w:rPr>
+          <w:t xml:space="preserve">https://drive.google.com/file/d/1YnFd8xo--qXwUyU7qb_CUssHiMelVVjN/view?usp=sharing</w:t>
+        </w:r>
+      </w:hyperlink>
+      <w:r>
+        <w:rPr>
+          <w:rtl w:val="0"/>
+        </w:rPr>
+      </w:r>
+    </w:p>
+    <w:p>
+      <w:pPr>
+        <w:rPr>
+          <w:b w:val="1"/>
+          <w:bCs w:val="1"/>
+          <w:sz w:val="26"/>
+          <w:szCs w:val="26"/>
+        </w:rPr>
+      </w:pPr>
+      <w:r>
+        <w:rPr>
+          <w:rtl w:val="0"/>
+        </w:rPr>
+      </w:r>
+    </w:p>
+    <w:p>
+      <w:pPr>
+        <w:rPr>
+          <w:b w:val="1"/>
+          <w:bCs w:val="1"/>
+          <w:sz w:val="26"/>
+          <w:szCs w:val="26"/>
+        </w:rPr>
+      </w:pPr>
+      <w:hyperlink r:id="rId30">
+        <w:r>
+          <w:rPr>
+            <w:b w:val="1"/>
+            <w:bCs w:val="1"/>
+            <w:color w:val="1155cc"/>
+            <w:sz w:val="26"/>
+            <w:szCs w:val="26"/>
+            <w:u w:val="single"/>
+            <w:rtl w:val="0"/>
+          </w:rPr>
+          <w:t xml:space="preserve">https://softwareyoga.com/cyclomatic-complexity/</w:t>
+        </w:r>
+      </w:hyperlink>
+      <w:r>
+        <w:rPr>
+          <w:rtl w:val="0"/>
+        </w:rPr>
+      </w:r>
+    </w:p>
+    <w:p>
+      <w:pPr>
+        <w:rPr>
+          <w:b w:val="1"/>
+          <w:bCs w:val="1"/>
+          <w:sz w:val="34"/>
+          <w:szCs w:val="34"/>
+          <w:highlight w:val="yellow"/>
+          <w:u w:val="single"/>
+        </w:rPr>
+      </w:pPr>
+      <w:r>
+        <w:rPr>
+          <w:rtl w:val="0"/>
+        </w:rPr>
+      </w:r>
+    </w:p>
+    <w:p>
+      <w:pPr>
+        <w:rPr>
+          <w:b w:val="1"/>
+          <w:bCs w:val="1"/>
+          <w:sz w:val="34"/>
+          <w:szCs w:val="34"/>
+          <w:highlight w:val="yellow"/>
+          <w:u w:val="single"/>
+        </w:rPr>
+      </w:pPr>
+      <w:r>
+        <w:rPr>
+          <w:rtl w:val="0"/>
+        </w:rPr>
+      </w:r>
+    </w:p>
+    <w:p>
+      <w:pPr>
+        <w:rPr>
+          <w:b w:val="1"/>
+          <w:bCs w:val="1"/>
+          <w:sz w:val="30"/>
+          <w:szCs w:val="30"/>
+          <w:highlight w:val="yellow"/>
+          <w:u w:val="single"/>
+        </w:rPr>
+      </w:pPr>
+      <w:r>
+        <w:rPr>
+          <w:b w:val="1"/>
+          <w:bCs w:val="1"/>
+          <w:sz w:val="30"/>
+          <w:szCs w:val="30"/>
+          <w:highlight w:val="yellow"/>
+          <w:u w:val="single"/>
+          <w:rtl w:val="0"/>
+        </w:rPr>
+        <w:t xml:space="preserve">Lecture 17</w:t>
+      </w:r>
+    </w:p>
+    <w:p>
+      <w:pPr>
+        <w:rPr>
+          <w:b w:val="1"/>
+          <w:bCs w:val="1"/>
+          <w:sz w:val="26"/>
+          <w:szCs w:val="26"/>
+        </w:rPr>
+      </w:pPr>
+      <w:r>
+        <w:rPr>
+          <w:b w:val="1"/>
+          <w:bCs w:val="1"/>
+          <w:sz w:val="26"/>
+          <w:szCs w:val="26"/>
+          <w:rtl w:val="0"/>
+        </w:rPr>
+        <w:t xml:space="preserve">Basis Path Testing</w:t>
+      </w:r>
+    </w:p>
+    <w:p>
+      <w:pPr>
+        <w:rPr>
+          <w:b w:val="1"/>
+          <w:bCs w:val="1"/>
+          <w:sz w:val="26"/>
+          <w:szCs w:val="26"/>
+        </w:rPr>
+      </w:pPr>
+      <w:r>
+        <w:rPr>
+          <w:b w:val="1"/>
+          <w:bCs w:val="1"/>
+          <w:sz w:val="26"/>
+          <w:szCs w:val="26"/>
+          <w:rtl w:val="0"/>
+        </w:rPr>
+        <w:t xml:space="preserve">==========================</w:t>
+      </w:r>
+    </w:p>
+    <w:p>
+      <w:pPr>
+        <w:rPr>
+          <w:b w:val="1"/>
+          <w:bCs w:val="1"/>
+          <w:sz w:val="26"/>
+          <w:szCs w:val="26"/>
+        </w:rPr>
+      </w:pPr>
+      <w:r>
+        <w:rPr>
+          <w:rtl w:val="0"/>
+        </w:rPr>
+      </w:r>
+    </w:p>
+    <w:p>
+      <w:pPr>
+        <w:rPr>
+          <w:b w:val="1"/>
+          <w:bCs w:val="1"/>
+          <w:color w:val="980000"/>
+          <w:sz w:val="26"/>
+          <w:szCs w:val="26"/>
+        </w:rPr>
+      </w:pPr>
+      <w:r>
+        <w:rPr>
+          <w:b w:val="1"/>
+          <w:bCs w:val="1"/>
+          <w:color w:val="980000"/>
+          <w:sz w:val="26"/>
+          <w:szCs w:val="26"/>
+          <w:rtl w:val="0"/>
+        </w:rPr>
+        <w:t xml:space="preserve">Textbook 3: Page 485-491</w:t>
+      </w:r>
+    </w:p>
+    <w:p>
+      <w:pPr>
+        <w:rPr>
+          <w:b w:val="1"/>
+          <w:bCs w:val="1"/>
+          <w:sz w:val="26"/>
+          <w:szCs w:val="26"/>
+        </w:rPr>
+      </w:pPr>
+      <w:hyperlink r:id="rId31">
+        <w:r>
+          <w:rPr>
+            <w:b w:val="1"/>
+            <w:bCs w:val="1"/>
+            <w:color w:val="1155cc"/>
+            <w:sz w:val="26"/>
+            <w:szCs w:val="26"/>
+            <w:u w:val="single"/>
+            <w:rtl w:val="0"/>
+          </w:rPr>
+          <w:t xml:space="preserve">https://how.dev/answers/what-is-basis-path-testing</w:t>
+        </w:r>
+      </w:hyperlink>
+      <w:r>
+        <w:rPr>
+          <w:rtl w:val="0"/>
+        </w:rPr>
+      </w:r>
+    </w:p>
+    <w:p>
+      <w:pPr>
+        <w:rPr>
+          <w:b w:val="1"/>
+          <w:bCs w:val="1"/>
+          <w:sz w:val="26"/>
+          <w:szCs w:val="26"/>
+        </w:rPr>
+      </w:pPr>
+      <w:r>
+        <w:rPr>
+          <w:b w:val="1"/>
+          <w:bCs w:val="1"/>
+          <w:color w:val="ff0000"/>
+          <w:sz w:val="24"/>
+          <w:szCs w:val="24"/>
+          <w:rtl w:val="0"/>
+        </w:rPr>
+        <w:t xml:space="preserve">[ see the definitions and solve all examples ]</w:t>
+      </w:r>
+      <w:r>
+        <w:rPr>
+          <w:rtl w:val="0"/>
+        </w:rPr>
+      </w:r>
+    </w:p>
+    <w:p>
+      <w:pPr>
+        <w:rPr>
+          <w:b w:val="1"/>
+          <w:bCs w:val="1"/>
+          <w:sz w:val="26"/>
+          <w:szCs w:val="26"/>
+        </w:rPr>
+      </w:pPr>
+      <w:r>
+        <w:rPr>
+          <w:rtl w:val="0"/>
+        </w:rPr>
+      </w:r>
+    </w:p>
+    <w:p>
+      <w:pPr>
+        <w:rPr>
+          <w:b w:val="1"/>
+          <w:bCs w:val="1"/>
+          <w:sz w:val="26"/>
+          <w:szCs w:val="26"/>
+        </w:rPr>
+      </w:pPr>
+      <w:r>
+        <w:rPr>
+          <w:b w:val="1"/>
+          <w:bCs w:val="1"/>
+          <w:sz w:val="26"/>
+          <w:szCs w:val="26"/>
+          <w:rtl w:val="0"/>
+        </w:rPr>
+        <w:t xml:space="preserve">Data Flow Diagram</w:t>
+      </w:r>
+    </w:p>
+    <w:p>
+      <w:pPr>
+        <w:rPr>
+          <w:b w:val="1"/>
+          <w:bCs w:val="1"/>
+          <w:sz w:val="26"/>
+          <w:szCs w:val="26"/>
+        </w:rPr>
+      </w:pPr>
+      <w:r>
+        <w:rPr>
+          <w:b w:val="1"/>
+          <w:bCs w:val="1"/>
+          <w:sz w:val="26"/>
+          <w:szCs w:val="26"/>
+          <w:rtl w:val="0"/>
+        </w:rPr>
+        <w:t xml:space="preserve">==========================</w:t>
+      </w:r>
+    </w:p>
+    <w:p>
+      <w:pPr>
+        <w:rPr>
+          <w:color w:val="990000"/>
+          <w:sz w:val="30"/>
+          <w:szCs w:val="30"/>
+        </w:rPr>
+      </w:pPr>
+      <w:hyperlink r:id="rId32">
+        <w:r>
+          <w:rPr>
+            <w:color w:val="1155cc"/>
+            <w:sz w:val="30"/>
+            <w:szCs w:val="30"/>
+            <w:u w:val="single"/>
+            <w:rtl w:val="0"/>
+          </w:rPr>
+          <w:t xml:space="preserve">https://www.ibm.c9999999999om/think/topics/data-flow-diagram</w:t>
+        </w:r>
+      </w:hyperlink>
+      <w:r>
+        <w:rPr>
+          <w:rtl w:val="0"/>
+        </w:rPr>
+      </w:r>
+    </w:p>
+    <w:p>
+      <w:pPr>
+        <w:rPr>
+          <w:color w:val="990000"/>
+          <w:sz w:val="30"/>
+          <w:szCs w:val="30"/>
+        </w:rPr>
+      </w:pPr>
+      <w:hyperlink r:id="rId33">
+        <w:r>
+          <w:rPr>
+            <w:color w:val="1155cc"/>
+            <w:sz w:val="30"/>
+            <w:szCs w:val="30"/>
+            <w:u w:val="single"/>
+            <w:rtl w:val="0"/>
+          </w:rPr>
+          <w:t xml:space="preserve">https://www.lucidchart.com/pages/data-flow-diagram</w:t>
+        </w:r>
+      </w:hyperlink>
+      <w:r>
+        <w:rPr>
+          <w:rtl w:val="0"/>
+        </w:rPr>
+      </w:r>
+    </w:p>
+    <w:p>
+      <w:pPr>
+        <w:rPr>
+          <w:color w:val="990000"/>
+          <w:sz w:val="30"/>
+          <w:szCs w:val="30"/>
+        </w:rPr>
+      </w:pPr>
+      <w:hyperlink r:id="rId34">
+        <w:r>
+          <w:rPr>
+            <w:color w:val="1155cc"/>
+            <w:sz w:val="30"/>
+            <w:szCs w:val="30"/>
+            <w:u w:val="single"/>
+            <w:rtl w:val="0"/>
+          </w:rPr>
+          <w:t xml:space="preserve">https://docs.google.com/presentation/d/1PO2ChHOXfOP6ndJ2p8QH_yO-ROsef3Vf/edit?usp=sharing&amp;ouid=103640390118503970919&amp;rtpof=true&amp;sd=true</w:t>
+        </w:r>
+      </w:hyperlink>
+      <w:r>
+        <w:rPr>
+          <w:rtl w:val="0"/>
+        </w:rPr>
+      </w:r>
+    </w:p>
+    <w:p>
+      <w:pPr>
+        <w:rPr>
+          <w:color w:val="990000"/>
+          <w:sz w:val="30"/>
+          <w:szCs w:val="30"/>
+        </w:rPr>
+      </w:pPr>
+      <w:r>
+        <w:rPr>
+          <w:rtl w:val="0"/>
+        </w:rPr>
+      </w:r>
+    </w:p>
+    <w:p>
+      <w:pPr>
+        <w:rPr>
+          <w:color w:val="990000"/>
+          <w:sz w:val="30"/>
+          <w:szCs w:val="30"/>
+        </w:rPr>
+      </w:pPr>
+      <w:r>
+        <w:rPr>
+          <w:rtl w:val="0"/>
+        </w:rPr>
+      </w:r>
+    </w:p>
+    <w:p>
+      <w:pPr>
+        <w:rPr>
+          <w:color w:val="990000"/>
+          <w:sz w:val="30"/>
+          <w:szCs w:val="30"/>
+        </w:rPr>
+      </w:pPr>
+      <w:r>
+        <w:rPr>
+          <w:rtl w:val="0"/>
+        </w:rPr>
+      </w:r>
+    </w:p>
+    <w:p>
+      <w:pPr>
+        <w:rPr>
+          <w:color w:val="990000"/>
+          <w:sz w:val="30"/>
+          <w:szCs w:val="30"/>
+        </w:rPr>
+      </w:pPr>
+      <w:r>
+        <w:rPr>
+          <w:rtl w:val="0"/>
+        </w:rPr>
+      </w:r>
+    </w:p>
+    <w:p>
+      <w:pPr>
+        <w:rPr>
+          <w:b w:val="1"/>
+          <w:bCs w:val="1"/>
+          <w:sz w:val="28"/>
+          <w:szCs w:val="28"/>
+        </w:rPr>
+      </w:pPr>
+      <w:r>
+        <w:rPr>
+          <w:rtl w:val="0"/>
+        </w:rPr>
+      </w:r>
+    </w:p>
+    <w:p>
+      <w:pPr>
+        <w:rPr>
+          <w:b w:val="1"/>
+          <w:bCs w:val="1"/>
+          <w:sz w:val="28"/>
+          <w:szCs w:val="28"/>
+        </w:rPr>
+      </w:pPr>
+      <w:r>
+        <w:rPr>
+          <w:rtl w:val="0"/>
+        </w:rPr>
+      </w:r>
+    </w:p>
+    <w:p>
+      <w:pPr>
+        <w:rPr>
+          <w:b w:val="1"/>
+          <w:bCs w:val="1"/>
+          <w:sz w:val="30"/>
+          <w:szCs w:val="30"/>
+          <w:highlight w:val="yellow"/>
+          <w:u w:val="single"/>
+        </w:rPr>
+      </w:pPr>
+      <w:r>
+        <w:rPr>
+          <w:b w:val="1"/>
+          <w:bCs w:val="1"/>
+          <w:sz w:val="30"/>
+          <w:szCs w:val="30"/>
+          <w:highlight w:val="yellow"/>
+          <w:u w:val="single"/>
+          <w:rtl w:val="0"/>
+        </w:rPr>
+        <w:t xml:space="preserve">Lecture 18 </w:t>
+      </w:r>
+    </w:p>
+    <w:p>
+      <w:pPr>
+        <w:rPr>
+          <w:b w:val="1"/>
+          <w:bCs w:val="1"/>
+          <w:sz w:val="28"/>
+          <w:szCs w:val="28"/>
+        </w:rPr>
+      </w:pPr>
+      <w:r>
+        <w:rPr>
+          <w:rtl w:val="0"/>
+        </w:rPr>
+      </w:r>
+    </w:p>
+    <w:p>
+      <w:pPr>
+        <w:rPr>
+          <w:b w:val="1"/>
+          <w:bCs w:val="1"/>
+          <w:sz w:val="28"/>
+          <w:szCs w:val="28"/>
+        </w:rPr>
+      </w:pPr>
+      <w:r>
+        <w:rPr>
+          <w:rtl w:val="0"/>
+        </w:rPr>
+      </w:r>
+    </w:p>
+    <w:p>
+      <w:pPr>
+        <w:rPr>
+          <w:b w:val="1"/>
+          <w:bCs w:val="1"/>
+          <w:sz w:val="28"/>
+          <w:szCs w:val="28"/>
+        </w:rPr>
+      </w:pPr>
+      <w:r>
+        <w:rPr>
+          <w:b w:val="1"/>
+          <w:bCs w:val="1"/>
+          <w:sz w:val="28"/>
+          <w:szCs w:val="28"/>
+          <w:rtl w:val="0"/>
+        </w:rPr>
+        <w:t xml:space="preserve">Test Strategy, Unit, and Integration Testing</w:t>
+      </w:r>
+    </w:p>
+    <w:p>
+      <w:pPr>
+        <w:rPr>
+          <w:b w:val="1"/>
+          <w:bCs w:val="1"/>
+          <w:sz w:val="28"/>
+          <w:szCs w:val="28"/>
+        </w:rPr>
+      </w:pPr>
+      <w:r>
+        <w:rPr>
+          <w:b w:val="1"/>
+          <w:bCs w:val="1"/>
+          <w:sz w:val="28"/>
+          <w:szCs w:val="28"/>
+          <w:rtl w:val="0"/>
+        </w:rPr>
+        <w:t xml:space="preserve">===================================</w:t>
+      </w:r>
+    </w:p>
+    <w:p>
+      <w:pPr>
+        <w:rPr>
+          <w:b w:val="1"/>
+          <w:bCs w:val="1"/>
+          <w:color w:val="980000"/>
+          <w:sz w:val="26"/>
+          <w:szCs w:val="26"/>
+        </w:rPr>
+      </w:pPr>
+      <w:r>
+        <w:rPr>
+          <w:b w:val="1"/>
+          <w:bCs w:val="1"/>
+          <w:color w:val="980000"/>
+          <w:sz w:val="26"/>
+          <w:szCs w:val="26"/>
+          <w:rtl w:val="0"/>
+        </w:rPr>
+        <w:t xml:space="preserve"> Textbook 3</w:t>
+      </w:r>
+    </w:p>
+    <w:p>
+      <w:pPr>
+        <w:rPr>
+          <w:b w:val="1"/>
+          <w:bCs w:val="1"/>
+          <w:color w:val="980000"/>
+          <w:sz w:val="26"/>
+          <w:szCs w:val="26"/>
+        </w:rPr>
+      </w:pPr>
+      <w:r>
+        <w:rPr>
+          <w:rtl w:val="0"/>
+        </w:rPr>
+      </w:r>
+    </w:p>
+    <w:p>
+      <w:pPr>
+        <w:rPr>
+          <w:b w:val="1"/>
+          <w:bCs w:val="1"/>
+          <w:color w:val="980000"/>
+          <w:sz w:val="26"/>
+          <w:szCs w:val="26"/>
+        </w:rPr>
+      </w:pPr>
+      <w:r>
+        <w:rPr>
+          <w:b w:val="1"/>
+          <w:bCs w:val="1"/>
+          <w:color w:val="980000"/>
+          <w:sz w:val="26"/>
+          <w:szCs w:val="26"/>
+          <w:rtl w:val="0"/>
+        </w:rPr>
+        <w:t xml:space="preserve">Page 452-454</w:t>
+      </w:r>
+      <w:r>
+        <w:rPr>
+          <w:b w:val="1"/>
+          <w:bCs w:val="1"/>
+          <w:color w:val="ff0000"/>
+          <w:sz w:val="26"/>
+          <w:szCs w:val="26"/>
+          <w:rtl w:val="0"/>
+        </w:rPr>
+        <w:t xml:space="preserve"> [focus on the figures and the explanations]</w:t>
+      </w:r>
+      <w:r>
+        <w:rPr>
+          <w:b w:val="1"/>
+          <w:bCs w:val="1"/>
+          <w:color w:val="980000"/>
+          <w:sz w:val="26"/>
+          <w:szCs w:val="26"/>
+          <w:rtl w:val="0"/>
+        </w:rPr>
+        <w:t xml:space="preserve">, </w:t>
+      </w:r>
+    </w:p>
+    <w:p>
+      <w:pPr>
+        <w:rPr>
+          <w:b w:val="1"/>
+          <w:bCs w:val="1"/>
+          <w:color w:val="980000"/>
+          <w:sz w:val="26"/>
+          <w:szCs w:val="26"/>
+        </w:rPr>
+      </w:pPr>
+      <w:r>
+        <w:rPr>
+          <w:rtl w:val="0"/>
+        </w:rPr>
+      </w:r>
+    </w:p>
+    <w:p>
+      <w:pPr>
+        <w:rPr>
+          <w:b w:val="1"/>
+          <w:bCs w:val="1"/>
+          <w:color w:val="ff0000"/>
+          <w:sz w:val="26"/>
+          <w:szCs w:val="26"/>
+        </w:rPr>
+      </w:pPr>
+      <w:r>
+        <w:rPr>
+          <w:b w:val="1"/>
+          <w:bCs w:val="1"/>
+          <w:color w:val="980000"/>
+          <w:sz w:val="26"/>
+          <w:szCs w:val="26"/>
+          <w:rtl w:val="0"/>
+        </w:rPr>
+        <w:t xml:space="preserve">Page 456-462 [</w:t>
+      </w:r>
+      <w:r>
+        <w:rPr>
+          <w:b w:val="1"/>
+          <w:bCs w:val="1"/>
+          <w:color w:val="ff0000"/>
+          <w:sz w:val="26"/>
+          <w:szCs w:val="26"/>
+          <w:rtl w:val="0"/>
+        </w:rPr>
+        <w:t xml:space="preserve">how different integration strategies work and their differences, role of stubs and drivers</w:t>
+      </w:r>
+      <w:r>
+        <w:rPr>
+          <w:b w:val="1"/>
+          <w:bCs w:val="1"/>
+          <w:color w:val="980000"/>
+          <w:sz w:val="26"/>
+          <w:szCs w:val="26"/>
+          <w:rtl w:val="0"/>
+        </w:rPr>
+        <w:t xml:space="preserve">]</w:t>
+      </w:r>
+      <w:r>
+        <w:rPr>
+          <w:rtl w:val="0"/>
+        </w:rPr>
+      </w:r>
+    </w:p>
+    <w:p>
+      <w:pPr>
+        <w:rPr>
+          <w:b w:val="1"/>
+          <w:bCs w:val="1"/>
+          <w:color w:val="0c343d"/>
+          <w:sz w:val="30"/>
+          <w:szCs w:val="30"/>
+        </w:rPr>
+      </w:pPr>
+      <w:r>
+        <w:rPr>
+          <w:rtl w:val="0"/>
+        </w:rPr>
+      </w:r>
+    </w:p>
+    <w:p>
+      <w:pPr>
+        <w:rPr>
+          <w:color w:val="990000"/>
+          <w:sz w:val="30"/>
+          <w:szCs w:val="30"/>
+        </w:rPr>
+      </w:pPr>
+      <w:r>
+        <w:rPr>
+          <w:b w:val="1"/>
+          <w:bCs w:val="1"/>
+          <w:color w:val="0c343d"/>
+          <w:sz w:val="30"/>
+          <w:szCs w:val="30"/>
+          <w:rtl w:val="0"/>
+        </w:rPr>
+        <w:t xml:space="preserve">Class record: </w:t>
+      </w:r>
+      <w:hyperlink r:id="rId35">
+        <w:r>
+          <w:rPr>
+            <w:color w:val="1155cc"/>
+            <w:sz w:val="30"/>
+            <w:szCs w:val="30"/>
+            <w:u w:val="single"/>
+            <w:rtl w:val="0"/>
+          </w:rPr>
+          <w:t xml:space="preserve">https://drive.google.com/file/d/1879ii1tzFidxLOBMzXSkAo01rwaaO7Af/view?usp=sharing</w:t>
+        </w:r>
+      </w:hyperlink>
+      <w:r>
+        <w:rPr>
+          <w:rtl w:val="0"/>
+        </w:rPr>
+      </w:r>
+    </w:p>
+    <w:p>
+      <w:pPr>
+        <w:rPr>
+          <w:color w:val="990000"/>
+          <w:sz w:val="30"/>
+          <w:szCs w:val="30"/>
+        </w:rPr>
+      </w:pPr>
+      <w:r>
+        <w:rPr>
+          <w:rtl w:val="0"/>
+        </w:rPr>
+      </w:r>
+    </w:p>
+    <w:p>
+      <w:pPr>
+        <w:rPr>
+          <w:b w:val="1"/>
+          <w:bCs w:val="1"/>
+          <w:sz w:val="34"/>
+          <w:szCs w:val="34"/>
+          <w:highlight w:val="yellow"/>
+          <w:u w:val="single"/>
+        </w:rPr>
+      </w:pPr>
+      <w:r>
+        <w:rPr>
+          <w:rtl w:val="0"/>
+        </w:rPr>
+      </w:r>
+    </w:p>
+    <w:p>
+      <w:pPr>
+        <w:rPr>
+          <w:b w:val="1"/>
+          <w:bCs w:val="1"/>
+          <w:sz w:val="34"/>
+          <w:szCs w:val="34"/>
+          <w:highlight w:val="yellow"/>
+          <w:u w:val="single"/>
+        </w:rPr>
+      </w:pPr>
+      <w:r>
+        <w:rPr>
+          <w:b w:val="1"/>
+          <w:bCs w:val="1"/>
+          <w:sz w:val="34"/>
+          <w:szCs w:val="34"/>
+          <w:highlight w:val="yellow"/>
+          <w:u w:val="single"/>
+          <w:rtl w:val="0"/>
+        </w:rPr>
+        <w:t xml:space="preserve">Lecture 19 (Singleton and Observer Pattern)</w:t>
+      </w:r>
+    </w:p>
+    <w:p>
+      <w:pPr>
+        <w:rPr>
+          <w:b w:val="1"/>
+          <w:bCs w:val="1"/>
+          <w:sz w:val="34"/>
+          <w:szCs w:val="34"/>
+          <w:highlight w:val="yellow"/>
+          <w:u w:val="single"/>
+        </w:rPr>
+      </w:pPr>
+      <w:r>
+        <w:rPr>
+          <w:rtl w:val="0"/>
+        </w:rPr>
+      </w:r>
+    </w:p>
+    <w:p>
+      <w:pPr>
+        <w:jc w:val="both"/>
+        <w:rPr>
+          <w:rFonts w:ascii="Roboto" w:cs="Roboto" w:eastAsia="Roboto" w:hAnsi="Roboto"/>
+          <w:color w:val="171717"/>
+          <w:sz w:val="30"/>
+          <w:szCs w:val="30"/>
+          <w:highlight w:val="white"/>
+        </w:rPr>
+      </w:pPr>
+      <w:r>
+        <w:rPr>
+          <w:rFonts w:ascii="Roboto" w:cs="Roboto" w:eastAsia="Roboto" w:hAnsi="Roboto"/>
+          <w:color w:val="171717"/>
+          <w:sz w:val="30"/>
+          <w:szCs w:val="30"/>
+          <w:highlight w:val="white"/>
+          <w:rtl w:val="0"/>
+        </w:rPr>
+        <w:t xml:space="preserve">Design patterns offer standardized solutions to common design problems, encapsulating best practices and promoting code reusability, maintainability, and scalability.</w:t>
+      </w:r>
+    </w:p>
+    <w:p>
+      <w:pPr>
+        <w:jc w:val="both"/>
+        <w:rPr>
+          <w:rFonts w:ascii="Roboto" w:cs="Roboto" w:eastAsia="Roboto" w:hAnsi="Roboto"/>
+          <w:color w:val="171717"/>
+          <w:sz w:val="30"/>
+          <w:szCs w:val="30"/>
+          <w:highlight w:val="white"/>
+        </w:rPr>
+      </w:pPr>
+      <w:r>
+        <w:rPr>
+          <w:rtl w:val="0"/>
+        </w:rPr>
+      </w:r>
+    </w:p>
+    <w:p>
+      <w:pPr>
+        <w:rPr>
+          <w:b w:val="1"/>
+          <w:bCs w:val="1"/>
+          <w:color w:val="990000"/>
+          <w:sz w:val="26"/>
+          <w:szCs w:val="26"/>
+        </w:rPr>
+      </w:pPr>
+      <w:hyperlink r:id="rId36">
+        <w:r>
+          <w:rPr>
+            <w:b w:val="1"/>
+            <w:bCs w:val="1"/>
+            <w:color w:val="1155cc"/>
+            <w:sz w:val="26"/>
+            <w:szCs w:val="26"/>
+            <w:u w:val="single"/>
+            <w:rtl w:val="0"/>
+          </w:rPr>
+          <w:t xml:space="preserve">https://sourcemaking.com/design_patterns</w:t>
+        </w:r>
+      </w:hyperlink>
+      <w:r>
+        <w:rPr>
+          <w:rtl w:val="0"/>
+        </w:rPr>
+      </w:r>
+    </w:p>
+    <w:p>
+      <w:pPr>
+        <w:jc w:val="both"/>
+        <w:rPr>
+          <w:rFonts w:ascii="Roboto" w:cs="Roboto" w:eastAsia="Roboto" w:hAnsi="Roboto"/>
+          <w:color w:val="171717"/>
+          <w:sz w:val="30"/>
+          <w:szCs w:val="30"/>
+          <w:highlight w:val="white"/>
+        </w:rPr>
+      </w:pPr>
+      <w:r>
+        <w:rPr>
+          <w:rtl w:val="0"/>
+        </w:rPr>
+      </w:r>
+    </w:p>
+    <w:p>
+      <w:pPr>
+        <w:jc w:val="both"/>
+        <w:rPr>
+          <w:rFonts w:ascii="Roboto" w:cs="Roboto" w:eastAsia="Roboto" w:hAnsi="Roboto"/>
+          <w:color w:val="171717"/>
+          <w:sz w:val="30"/>
+          <w:szCs w:val="30"/>
+          <w:highlight w:val="white"/>
+        </w:rPr>
+      </w:pPr>
+      <w:r>
+        <w:rPr>
+          <w:rtl w:val="0"/>
+        </w:rPr>
+      </w:r>
+    </w:p>
+    <w:p>
+      <w:pPr>
+        <w:jc w:val="both"/>
+        <w:rPr>
+          <w:rFonts w:ascii="Roboto" w:cs="Roboto" w:eastAsia="Roboto" w:hAnsi="Roboto"/>
+          <w:color w:val="171717"/>
+          <w:sz w:val="30"/>
+          <w:szCs w:val="30"/>
+          <w:highlight w:val="white"/>
+        </w:rPr>
+      </w:pPr>
+      <w:r>
+        <w:rPr>
+          <w:rFonts w:ascii="Roboto" w:cs="Roboto" w:eastAsia="Roboto" w:hAnsi="Roboto"/>
+          <w:color w:val="171717"/>
+          <w:sz w:val="30"/>
+          <w:szCs w:val="30"/>
+          <w:highlight w:val="white"/>
+          <w:rtl w:val="0"/>
+        </w:rPr>
+        <w:t xml:space="preserve">Design patterns are categorized into </w:t>
+      </w:r>
+      <w:r>
+        <w:rPr>
+          <w:rFonts w:ascii="Roboto" w:cs="Roboto" w:eastAsia="Roboto" w:hAnsi="Roboto"/>
+          <w:b w:val="1"/>
+          <w:bCs w:val="1"/>
+          <w:color w:val="171717"/>
+          <w:sz w:val="30"/>
+          <w:szCs w:val="30"/>
+          <w:highlight w:val="white"/>
+          <w:rtl w:val="0"/>
+        </w:rPr>
+        <w:t xml:space="preserve">three main types: Creational, Structural, and Behavioral</w:t>
+      </w:r>
+      <w:r>
+        <w:rPr>
+          <w:rFonts w:ascii="Roboto" w:cs="Roboto" w:eastAsia="Roboto" w:hAnsi="Roboto"/>
+          <w:color w:val="171717"/>
+          <w:sz w:val="30"/>
+          <w:szCs w:val="30"/>
+          <w:highlight w:val="white"/>
+          <w:rtl w:val="0"/>
+        </w:rPr>
+        <w:t xml:space="preserve">. Creational patterns focus on object creation mechanisms, Structural patterns deal with object composition and relationships, while Behavioral patterns address communication between objects and their responsibilities. By understanding and utilizing design patterns, developers can significantly improve the quality and efficiency of their codebases.</w:t>
+      </w:r>
+    </w:p>
+    <w:p>
+      <w:pPr>
+        <w:rPr>
+          <w:color w:val="990000"/>
+          <w:sz w:val="18"/>
+          <w:szCs w:val="18"/>
+        </w:rPr>
+      </w:pPr>
+      <w:r>
+        <w:rPr>
+          <w:rtl w:val="0"/>
+        </w:rPr>
+      </w:r>
+    </w:p>
+    <w:p>
+      <w:pPr>
+        <w:rPr>
+          <w:color w:val="990000"/>
+          <w:sz w:val="18"/>
+          <w:szCs w:val="18"/>
+        </w:rPr>
+      </w:pPr>
+      <w:r>
+        <w:rPr>
+          <w:rtl w:val="0"/>
+        </w:rPr>
+      </w:r>
+    </w:p>
+    <w:p>
+      <w:pPr>
+        <w:rPr>
+          <w:b w:val="1"/>
+          <w:bCs w:val="1"/>
+          <w:color w:val="ff0000"/>
+          <w:sz w:val="28"/>
+          <w:szCs w:val="28"/>
+        </w:rPr>
+      </w:pPr>
+      <w:hyperlink r:id="rId37">
+        <w:r>
+          <w:rPr>
+            <w:color w:val="1155cc"/>
+            <w:sz w:val="26"/>
+            <w:szCs w:val="26"/>
+            <w:u w:val="single"/>
+            <w:rtl w:val="0"/>
+          </w:rPr>
+          <w:t xml:space="preserve">https://software-engineering-notes-in-bangla.blogspot.com/2014/12/singleton-design-pattern.html</w:t>
+        </w:r>
+      </w:hyperlink>
+      <w:r>
+        <w:rPr>
+          <w:b w:val="1"/>
+          <w:bCs w:val="1"/>
+          <w:color w:val="ff0000"/>
+          <w:sz w:val="28"/>
+          <w:szCs w:val="28"/>
+          <w:rtl w:val="0"/>
+        </w:rPr>
+        <w:t xml:space="preserve"> [only this link is enough, and focus on singleton more]</w:t>
+      </w:r>
+    </w:p>
+    <w:p>
+      <w:pPr>
+        <w:rPr>
+          <w:color w:val="990000"/>
+          <w:sz w:val="18"/>
+          <w:szCs w:val="18"/>
+        </w:rPr>
+      </w:pPr>
+      <w:r>
+        <w:rPr>
+          <w:rtl w:val="0"/>
+        </w:rPr>
+      </w:r>
+    </w:p>
+    <w:p>
+      <w:pPr>
+        <w:rPr>
+          <w:color w:val="990000"/>
+          <w:sz w:val="18"/>
+          <w:szCs w:val="18"/>
+        </w:rPr>
+      </w:pPr>
+      <w:r>
+        <w:rPr>
+          <w:rtl w:val="0"/>
+        </w:rPr>
+      </w:r>
+    </w:p>
+    <w:p>
+      <w:pPr>
+        <w:rPr>
+          <w:b w:val="1"/>
+          <w:bCs w:val="1"/>
+          <w:sz w:val="34"/>
+          <w:szCs w:val="34"/>
+          <w:highlight w:val="yellow"/>
+          <w:u w:val="single"/>
+        </w:rPr>
+      </w:pPr>
+      <w:hyperlink r:id="rId38">
+        <w:r>
+          <w:rPr>
+            <w:color w:val="1155cc"/>
+            <w:sz w:val="28"/>
+            <w:szCs w:val="28"/>
+            <w:u w:val="single"/>
+            <w:rtl w:val="0"/>
+          </w:rPr>
+          <w:t xml:space="preserve">https://devcookies.medium.com/observer-design-pattern-a-complete-guide-with-examples-ec40648749ff</w:t>
+        </w:r>
+      </w:hyperlink>
       <w:r>
         <w:rPr>
           <w:rtl w:val="0"/>
@@ -510,7 +3697,237 @@
 </file>
 
 <file path=word/numbering.xml><?xml version="1.0" encoding="utf-8"?>
-<w:numbering xmlns:mc="http://schemas.openxmlformats.org/markup-compatibility/2006" xmlns:o="urn:schemas-microsoft-com:office:office" xmlns:r="http://schemas.openxmlformats.org/officeDocument/2006/relationships" xmlns:m="http://schemas.openxmlformats.org/officeDocument/2006/math" xmlns:v="urn:schemas-microsoft-com:vml" xmlns:wp="http://schemas.openxmlformats.org/drawingml/2006/wordprocessingDrawing" xmlns:w10="urn:schemas-microsoft-com:office:word" xmlns:w="http://schemas.openxmlformats.org/wordprocessingml/2006/main" xmlns:wne="http://schemas.microsoft.com/office/word/2006/wordml" xmlns:sl="http://schemas.openxmlformats.org/schemaLibrary/2006/main" xmlns:a="http://schemas.openxmlformats.org/drawingml/2006/main" xmlns:pic="http://schemas.openxmlformats.org/drawingml/2006/picture" xmlns:c="http://schemas.openxmlformats.org/drawingml/2006/chart" xmlns:lc="http://schemas.openxmlformats.org/drawingml/2006/lockedCanvas" xmlns:dgm="http://schemas.openxmlformats.org/drawingml/2006/diagram" xmlns:wps="http://schemas.microsoft.com/office/word/2010/wordprocessingShape" xmlns:wpg="http://schemas.microsoft.com/office/word/2010/wordprocessingGroup" xmlns:w14="http://schemas.microsoft.com/office/word/2010/wordml" xmlns:w15="http://schemas.microsoft.com/office/word/2012/wordml" xmlns:w16="http://schemas.microsoft.com/office/word/2018/wordml" xmlns:w16cex="http://schemas.microsoft.com/office/word/2018/wordml/cex" xmlns:w16cid="http://schemas.microsoft.com/office/word/2016/wordml/cid" xmlns="http://schemas.microsoft.com/office/tasks/2019/documenttasks" xmlns:cr="http://schemas.microsoft.com/office/comments/2020/reactions"/>
+<w:numbering xmlns:mc="http://schemas.openxmlformats.org/markup-compatibility/2006" xmlns:o="urn:schemas-microsoft-com:office:office" xmlns:r="http://schemas.openxmlformats.org/officeDocument/2006/relationships" xmlns:m="http://schemas.openxmlformats.org/officeDocument/2006/math" xmlns:v="urn:schemas-microsoft-com:vml" xmlns:wp="http://schemas.openxmlformats.org/drawingml/2006/wordprocessingDrawing" xmlns:w10="urn:schemas-microsoft-com:office:word" xmlns:w="http://schemas.openxmlformats.org/wordprocessingml/2006/main" xmlns:wne="http://schemas.microsoft.com/office/word/2006/wordml" xmlns:sl="http://schemas.openxmlformats.org/schemaLibrary/2006/main" xmlns:a="http://schemas.openxmlformats.org/drawingml/2006/main" xmlns:pic="http://schemas.openxmlformats.org/drawingml/2006/picture" xmlns:c="http://schemas.openxmlformats.org/drawingml/2006/chart" xmlns:lc="http://schemas.openxmlformats.org/drawingml/2006/lockedCanvas" xmlns:dgm="http://schemas.openxmlformats.org/drawingml/2006/diagram" xmlns:wps="http://schemas.microsoft.com/office/word/2010/wordprocessingShape" xmlns:wpg="http://schemas.microsoft.com/office/word/2010/wordprocessingGroup" xmlns:w14="http://schemas.microsoft.com/office/word/2010/wordml" xmlns:w15="http://schemas.microsoft.com/office/word/2012/wordml" xmlns:w16="http://schemas.microsoft.com/office/word/2018/wordml" xmlns:w16cex="http://schemas.microsoft.com/office/word/2018/wordml/cex" xmlns:w16cid="http://schemas.microsoft.com/office/word/2016/wordml/cid" xmlns="http://schemas.microsoft.com/office/tasks/2019/documenttasks" xmlns:cr="http://schemas.microsoft.com/office/comments/2020/reactions">
+  <w:abstractNum w:abstractNumId="1">
+    <w:lvl w:ilvl="0">
+      <w:start w:val="1"/>
+      <w:numFmt w:val="decimal"/>
+      <w:lvlText w:val="%1."/>
+      <w:lvlJc w:val="left"/>
+      <w:pPr>
+        <w:ind w:left="720" w:hanging="360"/>
+      </w:pPr>
+      <w:rPr>
+        <w:rFonts w:ascii="Arial" w:cs="Arial" w:eastAsia="Arial" w:hAnsi="Arial"/>
+        <w:b w:val="1"/>
+        <w:bCs w:val="1"/>
+        <w:u w:val="none"/>
+      </w:rPr>
+    </w:lvl>
+    <w:lvl w:ilvl="1">
+      <w:start w:val="1"/>
+      <w:numFmt w:val="lowerLetter"/>
+      <w:lvlText w:val="%2."/>
+      <w:lvlJc w:val="left"/>
+      <w:pPr>
+        <w:ind w:left="1440" w:hanging="360"/>
+      </w:pPr>
+      <w:rPr>
+        <w:u w:val="none"/>
+      </w:rPr>
+    </w:lvl>
+    <w:lvl w:ilvl="2">
+      <w:start w:val="1"/>
+      <w:numFmt w:val="lowerRoman"/>
+      <w:lvlText w:val="%3."/>
+      <w:lvlJc w:val="right"/>
+      <w:pPr>
+        <w:ind w:left="2160" w:hanging="360"/>
+      </w:pPr>
+      <w:rPr>
+        <w:u w:val="none"/>
+      </w:rPr>
+    </w:lvl>
+    <w:lvl w:ilvl="3">
+      <w:start w:val="1"/>
+      <w:numFmt w:val="decimal"/>
+      <w:lvlText w:val="%4."/>
+      <w:lvlJc w:val="left"/>
+      <w:pPr>
+        <w:ind w:left="2880" w:hanging="360"/>
+      </w:pPr>
+      <w:rPr>
+        <w:u w:val="none"/>
+      </w:rPr>
+    </w:lvl>
+    <w:lvl w:ilvl="4">
+      <w:start w:val="1"/>
+      <w:numFmt w:val="lowerLetter"/>
+      <w:lvlText w:val="%5."/>
+      <w:lvlJc w:val="left"/>
+      <w:pPr>
+        <w:ind w:left="3600" w:hanging="360"/>
+      </w:pPr>
+      <w:rPr>
+        <w:u w:val="none"/>
+      </w:rPr>
+    </w:lvl>
+    <w:lvl w:ilvl="5">
+      <w:start w:val="1"/>
+      <w:numFmt w:val="lowerRoman"/>
+      <w:lvlText w:val="%6."/>
+      <w:lvlJc w:val="right"/>
+      <w:pPr>
+        <w:ind w:left="4320" w:hanging="360"/>
+      </w:pPr>
+      <w:rPr>
+        <w:u w:val="none"/>
+      </w:rPr>
+    </w:lvl>
+    <w:lvl w:ilvl="6">
+      <w:start w:val="1"/>
+      <w:numFmt w:val="decimal"/>
+      <w:lvlText w:val="%7."/>
+      <w:lvlJc w:val="left"/>
+      <w:pPr>
+        <w:ind w:left="5040" w:hanging="360"/>
+      </w:pPr>
+      <w:rPr>
+        <w:u w:val="none"/>
+      </w:rPr>
+    </w:lvl>
+    <w:lvl w:ilvl="7">
+      <w:start w:val="1"/>
+      <w:numFmt w:val="lowerLetter"/>
+      <w:lvlText w:val="%8."/>
+      <w:lvlJc w:val="left"/>
+      <w:pPr>
+        <w:ind w:left="5760" w:hanging="360"/>
+      </w:pPr>
+      <w:rPr>
+        <w:u w:val="none"/>
+      </w:rPr>
+    </w:lvl>
+    <w:lvl w:ilvl="8">
+      <w:start w:val="1"/>
+      <w:numFmt w:val="lowerRoman"/>
+      <w:lvlText w:val="%9."/>
+      <w:lvlJc w:val="right"/>
+      <w:pPr>
+        <w:ind w:left="6480" w:hanging="360"/>
+      </w:pPr>
+      <w:rPr>
+        <w:u w:val="none"/>
+      </w:rPr>
+    </w:lvl>
+  </w:abstractNum>
+  <w:abstractNum w:abstractNumId="2">
+    <w:lvl w:ilvl="0">
+      <w:start w:val="1"/>
+      <w:numFmt w:val="decimal"/>
+      <w:lvlText w:val="%1."/>
+      <w:lvlJc w:val="left"/>
+      <w:pPr>
+        <w:ind w:left="720" w:hanging="360"/>
+      </w:pPr>
+      <w:rPr>
+        <w:u w:val="none"/>
+      </w:rPr>
+    </w:lvl>
+    <w:lvl w:ilvl="1">
+      <w:start w:val="1"/>
+      <w:numFmt w:val="lowerLetter"/>
+      <w:lvlText w:val="%2."/>
+      <w:lvlJc w:val="left"/>
+      <w:pPr>
+        <w:ind w:left="1440" w:hanging="360"/>
+      </w:pPr>
+      <w:rPr>
+        <w:u w:val="none"/>
+      </w:rPr>
+    </w:lvl>
+    <w:lvl w:ilvl="2">
+      <w:start w:val="1"/>
+      <w:numFmt w:val="lowerRoman"/>
+      <w:lvlText w:val="%3."/>
+      <w:lvlJc w:val="right"/>
+      <w:pPr>
+        <w:ind w:left="2160" w:hanging="360"/>
+      </w:pPr>
+      <w:rPr>
+        <w:u w:val="none"/>
+      </w:rPr>
+    </w:lvl>
+    <w:lvl w:ilvl="3">
+      <w:start w:val="1"/>
+      <w:numFmt w:val="decimal"/>
+      <w:lvlText w:val="%4."/>
+      <w:lvlJc w:val="left"/>
+      <w:pPr>
+        <w:ind w:left="2880" w:hanging="360"/>
+      </w:pPr>
+      <w:rPr>
+        <w:u w:val="none"/>
+      </w:rPr>
+    </w:lvl>
+    <w:lvl w:ilvl="4">
+      <w:start w:val="1"/>
+      <w:numFmt w:val="lowerLetter"/>
+      <w:lvlText w:val="%5."/>
+      <w:lvlJc w:val="left"/>
+      <w:pPr>
+        <w:ind w:left="3600" w:hanging="360"/>
+      </w:pPr>
+      <w:rPr>
+        <w:u w:val="none"/>
+      </w:rPr>
+    </w:lvl>
+    <w:lvl w:ilvl="5">
+      <w:start w:val="1"/>
+      <w:numFmt w:val="lowerRoman"/>
+      <w:lvlText w:val="%6."/>
+      <w:lvlJc w:val="right"/>
+      <w:pPr>
+        <w:ind w:left="4320" w:hanging="360"/>
+      </w:pPr>
+      <w:rPr>
+        <w:u w:val="none"/>
+      </w:rPr>
+    </w:lvl>
+    <w:lvl w:ilvl="6">
+      <w:start w:val="1"/>
+      <w:numFmt w:val="decimal"/>
+      <w:lvlText w:val="%7."/>
+      <w:lvlJc w:val="left"/>
+      <w:pPr>
+        <w:ind w:left="5040" w:hanging="360"/>
+      </w:pPr>
+      <w:rPr>
+        <w:u w:val="none"/>
+      </w:rPr>
+    </w:lvl>
+    <w:lvl w:ilvl="7">
+      <w:start w:val="1"/>
+      <w:numFmt w:val="lowerLetter"/>
+      <w:lvlText w:val="%8."/>
+      <w:lvlJc w:val="left"/>
+      <w:pPr>
+        <w:ind w:left="5760" w:hanging="360"/>
+      </w:pPr>
+      <w:rPr>
+        <w:u w:val="none"/>
+      </w:rPr>
+    </w:lvl>
+    <w:lvl w:ilvl="8">
+      <w:start w:val="1"/>
+      <w:numFmt w:val="lowerRoman"/>
+      <w:lvlText w:val="%9."/>
+      <w:lvlJc w:val="right"/>
+      <w:pPr>
+        <w:ind w:left="6480" w:hanging="360"/>
+      </w:pPr>
+      <w:rPr>
+        <w:u w:val="none"/>
+      </w:rPr>
+    </w:lvl>
+  </w:abstractNum>
+  <w:num w:numId="1">
+    <w:abstractNumId w:val="1"/>
+  </w:num>
+  <w:num w:numId="2">
+    <w:abstractNumId w:val="2"/>
+  </w:num>
+</w:numbering>
 </file>
 
 <file path=word/styles.xml><?xml version="1.0" encoding="utf-8"?>
@@ -571,6 +3988,7 @@
     </w:pPr>
     <w:rPr>
       <w:b w:val="0"/>
+      <w:bCs w:val="0"/>
       <w:sz w:val="32"/>
       <w:szCs w:val="32"/>
     </w:rPr>
@@ -587,6 +4005,7 @@
     </w:pPr>
     <w:rPr>
       <w:b w:val="0"/>
+      <w:bCs w:val="0"/>
       <w:color w:val="434343"/>
       <w:sz w:val="28"/>
       <w:szCs w:val="28"/>
@@ -636,6 +4055,7 @@
     </w:pPr>
     <w:rPr>
       <w:i w:val="1"/>
+      <w:iCs w:val="1"/>
       <w:color w:val="666666"/>
       <w:sz w:val="22"/>
       <w:szCs w:val="22"/>
@@ -669,6 +4089,7 @@
     <w:rPr>
       <w:rFonts w:ascii="Arial" w:cs="Arial" w:eastAsia="Arial" w:hAnsi="Arial"/>
       <w:i w:val="0"/>
+      <w:iCs w:val="0"/>
       <w:color w:val="666666"/>
       <w:sz w:val="30"/>
       <w:szCs w:val="30"/>
